--- a/crawling_website_cellphones/K234131613_HuynhTanPhat_DataMining_Lab3.docx
+++ b/crawling_website_cellphones/K234131613_HuynhTanPhat_DataMining_Lab3.docx
@@ -1799,7 +1799,18 @@
                 <w:sz w:val="26"/>
                 <w:szCs w:val="26"/>
               </w:rPr>
-              <w:t>1. Dataset Overview and Preprocessing</w:t>
+              <w:t xml:space="preserve">1. Dataset Overview and </w:t>
+            </w:r>
+            <w:r>
+              <w:rPr>
+                <w:rStyle w:val="Hyperlink"/>
+                <w:rFonts w:ascii="Times New Roman" w:hAnsi="Times New Roman" w:cs="Times New Roman"/>
+                <w:noProof/>
+                <w:color w:val="auto"/>
+                <w:sz w:val="26"/>
+                <w:szCs w:val="26"/>
+              </w:rPr>
+              <w:t>Preprocessing</w:t>
             </w:r>
             <w:r>
               <w:rPr>
@@ -2159,7 +2170,29 @@
                 <w:sz w:val="26"/>
                 <w:szCs w:val="26"/>
               </w:rPr>
-              <w:t>2. Section 3.1 – Data Classification</w:t>
+              <w:t xml:space="preserve">2. Section 3.1 </w:t>
+            </w:r>
+            <w:r>
+              <w:rPr>
+                <w:rStyle w:val="Hyperlink"/>
+                <w:rFonts w:ascii="Times New Roman" w:hAnsi="Times New Roman" w:cs="Times New Roman"/>
+                <w:noProof/>
+                <w:color w:val="auto"/>
+                <w:sz w:val="26"/>
+                <w:szCs w:val="26"/>
+              </w:rPr>
+              <w:t>-</w:t>
+            </w:r>
+            <w:r>
+              <w:rPr>
+                <w:rStyle w:val="Hyperlink"/>
+                <w:rFonts w:ascii="Times New Roman" w:hAnsi="Times New Roman" w:cs="Times New Roman"/>
+                <w:noProof/>
+                <w:color w:val="auto"/>
+                <w:sz w:val="26"/>
+                <w:szCs w:val="26"/>
+              </w:rPr>
+              <w:t>Data Classification</w:t>
             </w:r>
             <w:r>
               <w:rPr>
@@ -2519,7 +2552,29 @@
                 <w:sz w:val="26"/>
                 <w:szCs w:val="26"/>
               </w:rPr>
-              <w:t>3. Section 3.2 – Descriptive Statistics</w:t>
+              <w:t xml:space="preserve">3. Section 3.2 </w:t>
+            </w:r>
+            <w:r>
+              <w:rPr>
+                <w:rStyle w:val="Hyperlink"/>
+                <w:rFonts w:ascii="Times New Roman" w:hAnsi="Times New Roman" w:cs="Times New Roman"/>
+                <w:noProof/>
+                <w:color w:val="auto"/>
+                <w:sz w:val="26"/>
+                <w:szCs w:val="26"/>
+              </w:rPr>
+              <w:t>-</w:t>
+            </w:r>
+            <w:r>
+              <w:rPr>
+                <w:rStyle w:val="Hyperlink"/>
+                <w:rFonts w:ascii="Times New Roman" w:hAnsi="Times New Roman" w:cs="Times New Roman"/>
+                <w:noProof/>
+                <w:color w:val="auto"/>
+                <w:sz w:val="26"/>
+                <w:szCs w:val="26"/>
+              </w:rPr>
+              <w:t>Descriptive Statistics</w:t>
             </w:r>
             <w:r>
               <w:rPr>
@@ -2879,7 +2934,29 @@
                 <w:sz w:val="26"/>
                 <w:szCs w:val="26"/>
               </w:rPr>
-              <w:t>4. Section 3.3 – Data Visualization</w:t>
+              <w:t xml:space="preserve">4. Section 3.3 </w:t>
+            </w:r>
+            <w:r>
+              <w:rPr>
+                <w:rStyle w:val="Hyperlink"/>
+                <w:rFonts w:ascii="Times New Roman" w:hAnsi="Times New Roman" w:cs="Times New Roman"/>
+                <w:noProof/>
+                <w:color w:val="auto"/>
+                <w:sz w:val="26"/>
+                <w:szCs w:val="26"/>
+              </w:rPr>
+              <w:t>-</w:t>
+            </w:r>
+            <w:r>
+              <w:rPr>
+                <w:rStyle w:val="Hyperlink"/>
+                <w:rFonts w:ascii="Times New Roman" w:hAnsi="Times New Roman" w:cs="Times New Roman"/>
+                <w:noProof/>
+                <w:color w:val="auto"/>
+                <w:sz w:val="26"/>
+                <w:szCs w:val="26"/>
+              </w:rPr>
+              <w:t>Data Visualization</w:t>
             </w:r>
             <w:r>
               <w:rPr>
@@ -3149,7 +3226,29 @@
                 <w:sz w:val="26"/>
                 <w:szCs w:val="26"/>
               </w:rPr>
-              <w:t>Histogram – sale price</w:t>
+              <w:t xml:space="preserve">Histogram </w:t>
+            </w:r>
+            <w:r>
+              <w:rPr>
+                <w:rStyle w:val="Hyperlink"/>
+                <w:rFonts w:ascii="Times New Roman" w:hAnsi="Times New Roman" w:cs="Times New Roman"/>
+                <w:noProof/>
+                <w:color w:val="auto"/>
+                <w:sz w:val="26"/>
+                <w:szCs w:val="26"/>
+              </w:rPr>
+              <w:t>-</w:t>
+            </w:r>
+            <w:r>
+              <w:rPr>
+                <w:rStyle w:val="Hyperlink"/>
+                <w:rFonts w:ascii="Times New Roman" w:hAnsi="Times New Roman" w:cs="Times New Roman"/>
+                <w:noProof/>
+                <w:color w:val="auto"/>
+                <w:sz w:val="26"/>
+                <w:szCs w:val="26"/>
+              </w:rPr>
+              <w:t>sale price</w:t>
             </w:r>
             <w:r>
               <w:rPr>
@@ -3246,7 +3345,29 @@
                 <w:sz w:val="26"/>
                 <w:szCs w:val="26"/>
               </w:rPr>
-              <w:t>Boxplots – sale price and discount by brand group</w:t>
+              <w:t xml:space="preserve">Boxplots </w:t>
+            </w:r>
+            <w:r>
+              <w:rPr>
+                <w:rStyle w:val="Hyperlink"/>
+                <w:rFonts w:ascii="Times New Roman" w:hAnsi="Times New Roman" w:cs="Times New Roman"/>
+                <w:noProof/>
+                <w:color w:val="auto"/>
+                <w:sz w:val="26"/>
+                <w:szCs w:val="26"/>
+              </w:rPr>
+              <w:t>-</w:t>
+            </w:r>
+            <w:r>
+              <w:rPr>
+                <w:rStyle w:val="Hyperlink"/>
+                <w:rFonts w:ascii="Times New Roman" w:hAnsi="Times New Roman" w:cs="Times New Roman"/>
+                <w:noProof/>
+                <w:color w:val="auto"/>
+                <w:sz w:val="26"/>
+                <w:szCs w:val="26"/>
+              </w:rPr>
+              <w:t>sale price and discount by brand group</w:t>
             </w:r>
             <w:r>
               <w:rPr>
@@ -3305,7 +3426,7 @@
                 <w:sz w:val="26"/>
                 <w:szCs w:val="26"/>
               </w:rPr>
-              <w:t>12</w:t>
+              <w:t>13</w:t>
             </w:r>
             <w:r>
               <w:rPr>
@@ -3343,7 +3464,29 @@
                 <w:sz w:val="26"/>
                 <w:szCs w:val="26"/>
               </w:rPr>
-              <w:t>Quantile plot – sale price</w:t>
+              <w:t xml:space="preserve">Quantile plot </w:t>
+            </w:r>
+            <w:r>
+              <w:rPr>
+                <w:rStyle w:val="Hyperlink"/>
+                <w:rFonts w:ascii="Times New Roman" w:hAnsi="Times New Roman" w:cs="Times New Roman"/>
+                <w:noProof/>
+                <w:color w:val="auto"/>
+                <w:sz w:val="26"/>
+                <w:szCs w:val="26"/>
+              </w:rPr>
+              <w:t>-</w:t>
+            </w:r>
+            <w:r>
+              <w:rPr>
+                <w:rStyle w:val="Hyperlink"/>
+                <w:rFonts w:ascii="Times New Roman" w:hAnsi="Times New Roman" w:cs="Times New Roman"/>
+                <w:noProof/>
+                <w:color w:val="auto"/>
+                <w:sz w:val="26"/>
+                <w:szCs w:val="26"/>
+              </w:rPr>
+              <w:t>sale price</w:t>
             </w:r>
             <w:r>
               <w:rPr>
@@ -3440,7 +3583,29 @@
                 <w:sz w:val="26"/>
                 <w:szCs w:val="26"/>
               </w:rPr>
-              <w:t>Scatter plots – relationships between numeric attributes</w:t>
+              <w:t xml:space="preserve">Scatter plots </w:t>
+            </w:r>
+            <w:r>
+              <w:rPr>
+                <w:rStyle w:val="Hyperlink"/>
+                <w:rFonts w:ascii="Times New Roman" w:hAnsi="Times New Roman" w:cs="Times New Roman"/>
+                <w:noProof/>
+                <w:color w:val="auto"/>
+                <w:sz w:val="26"/>
+                <w:szCs w:val="26"/>
+              </w:rPr>
+              <w:t>-</w:t>
+            </w:r>
+            <w:r>
+              <w:rPr>
+                <w:rStyle w:val="Hyperlink"/>
+                <w:rFonts w:ascii="Times New Roman" w:hAnsi="Times New Roman" w:cs="Times New Roman"/>
+                <w:noProof/>
+                <w:color w:val="auto"/>
+                <w:sz w:val="26"/>
+                <w:szCs w:val="26"/>
+              </w:rPr>
+              <w:t>relationships between numeric attributes</w:t>
             </w:r>
             <w:r>
               <w:rPr>
@@ -3499,7 +3664,7 @@
                 <w:sz w:val="26"/>
                 <w:szCs w:val="26"/>
               </w:rPr>
-              <w:t>13</w:t>
+              <w:t>14</w:t>
             </w:r>
             <w:r>
               <w:rPr>
@@ -3537,7 +3702,29 @@
                 <w:sz w:val="26"/>
                 <w:szCs w:val="26"/>
               </w:rPr>
-              <w:t>Multi-attribute plot – price, storage, brand group and product type</w:t>
+              <w:t xml:space="preserve">Multi-attribute plot </w:t>
+            </w:r>
+            <w:r>
+              <w:rPr>
+                <w:rStyle w:val="Hyperlink"/>
+                <w:rFonts w:ascii="Times New Roman" w:hAnsi="Times New Roman" w:cs="Times New Roman"/>
+                <w:noProof/>
+                <w:color w:val="auto"/>
+                <w:sz w:val="26"/>
+                <w:szCs w:val="26"/>
+              </w:rPr>
+              <w:t>-</w:t>
+            </w:r>
+            <w:r>
+              <w:rPr>
+                <w:rStyle w:val="Hyperlink"/>
+                <w:rFonts w:ascii="Times New Roman" w:hAnsi="Times New Roman" w:cs="Times New Roman"/>
+                <w:noProof/>
+                <w:color w:val="auto"/>
+                <w:sz w:val="26"/>
+                <w:szCs w:val="26"/>
+              </w:rPr>
+              <w:t>price, storage, brand group and product type</w:t>
             </w:r>
             <w:r>
               <w:rPr>
@@ -3627,7 +3814,29 @@
                 <w:sz w:val="26"/>
                 <w:szCs w:val="26"/>
               </w:rPr>
-              <w:t>5. Section 3.4 – Measuring Similarities and Differences</w:t>
+              <w:t xml:space="preserve">5. Section 3.4 </w:t>
+            </w:r>
+            <w:r>
+              <w:rPr>
+                <w:rStyle w:val="Hyperlink"/>
+                <w:rFonts w:ascii="Times New Roman" w:hAnsi="Times New Roman" w:cs="Times New Roman"/>
+                <w:noProof/>
+                <w:color w:val="auto"/>
+                <w:sz w:val="26"/>
+                <w:szCs w:val="26"/>
+              </w:rPr>
+              <w:t>-</w:t>
+            </w:r>
+            <w:r>
+              <w:rPr>
+                <w:rStyle w:val="Hyperlink"/>
+                <w:rFonts w:ascii="Times New Roman" w:hAnsi="Times New Roman" w:cs="Times New Roman"/>
+                <w:noProof/>
+                <w:color w:val="auto"/>
+                <w:sz w:val="26"/>
+                <w:szCs w:val="26"/>
+              </w:rPr>
+              <w:t>Measuring Similarities and Differences</w:t>
             </w:r>
             <w:r>
               <w:rPr>
@@ -3668,7 +3877,7 @@
                 <w:noProof/>
                 <w:webHidden/>
               </w:rPr>
-              <w:t>14</w:t>
+              <w:t>15</w:t>
             </w:r>
             <w:r>
               <w:rPr>
@@ -3762,7 +3971,7 @@
                 <w:sz w:val="26"/>
                 <w:szCs w:val="26"/>
               </w:rPr>
-              <w:t>14</w:t>
+              <w:t>15</w:t>
             </w:r>
             <w:r>
               <w:rPr>
@@ -3859,7 +4068,7 @@
                 <w:sz w:val="26"/>
                 <w:szCs w:val="26"/>
               </w:rPr>
-              <w:t>15</w:t>
+              <w:t>16</w:t>
             </w:r>
             <w:r>
               <w:rPr>
@@ -3956,7 +4165,7 @@
                 <w:sz w:val="26"/>
                 <w:szCs w:val="26"/>
               </w:rPr>
-              <w:t>16</w:t>
+              <w:t>17</w:t>
             </w:r>
             <w:r>
               <w:rPr>
@@ -3987,7 +4196,29 @@
                 <w:sz w:val="26"/>
                 <w:szCs w:val="26"/>
               </w:rPr>
-              <w:t>6. Section 3.5 – Measuring Data for Classification</w:t>
+              <w:t xml:space="preserve">6. Section 3.5 </w:t>
+            </w:r>
+            <w:r>
+              <w:rPr>
+                <w:rStyle w:val="Hyperlink"/>
+                <w:rFonts w:ascii="Times New Roman" w:hAnsi="Times New Roman" w:cs="Times New Roman"/>
+                <w:noProof/>
+                <w:color w:val="auto"/>
+                <w:sz w:val="26"/>
+                <w:szCs w:val="26"/>
+              </w:rPr>
+              <w:t>-</w:t>
+            </w:r>
+            <w:r>
+              <w:rPr>
+                <w:rStyle w:val="Hyperlink"/>
+                <w:rFonts w:ascii="Times New Roman" w:hAnsi="Times New Roman" w:cs="Times New Roman"/>
+                <w:noProof/>
+                <w:color w:val="auto"/>
+                <w:sz w:val="26"/>
+                <w:szCs w:val="26"/>
+              </w:rPr>
+              <w:t>Measuring Data for Classification</w:t>
             </w:r>
             <w:r>
               <w:rPr>
@@ -4028,7 +4259,7 @@
                 <w:noProof/>
                 <w:webHidden/>
               </w:rPr>
-              <w:t>17</w:t>
+              <w:t>18</w:t>
             </w:r>
             <w:r>
               <w:rPr>
@@ -4122,7 +4353,7 @@
                 <w:sz w:val="26"/>
                 <w:szCs w:val="26"/>
               </w:rPr>
-              <w:t>17</w:t>
+              <w:t>18</w:t>
             </w:r>
             <w:r>
               <w:rPr>
@@ -4413,7 +4644,7 @@
                 <w:sz w:val="26"/>
                 <w:szCs w:val="26"/>
               </w:rPr>
-              <w:t>19</w:t>
+              <w:t>20</w:t>
             </w:r>
             <w:r>
               <w:rPr>
@@ -4444,7 +4675,29 @@
                 <w:sz w:val="26"/>
                 <w:szCs w:val="26"/>
               </w:rPr>
-              <w:t>7. Section 3.6 – Data Generalization and Summarization</w:t>
+              <w:t xml:space="preserve">7. Section 3.6 </w:t>
+            </w:r>
+            <w:r>
+              <w:rPr>
+                <w:rStyle w:val="Hyperlink"/>
+                <w:rFonts w:ascii="Times New Roman" w:hAnsi="Times New Roman" w:cs="Times New Roman"/>
+                <w:noProof/>
+                <w:color w:val="auto"/>
+                <w:sz w:val="26"/>
+                <w:szCs w:val="26"/>
+              </w:rPr>
+              <w:t>-</w:t>
+            </w:r>
+            <w:r>
+              <w:rPr>
+                <w:rStyle w:val="Hyperlink"/>
+                <w:rFonts w:ascii="Times New Roman" w:hAnsi="Times New Roman" w:cs="Times New Roman"/>
+                <w:noProof/>
+                <w:color w:val="auto"/>
+                <w:sz w:val="26"/>
+                <w:szCs w:val="26"/>
+              </w:rPr>
+              <w:t>Data Generalization and Summarization</w:t>
             </w:r>
             <w:r>
               <w:rPr>
@@ -4485,7 +4738,7 @@
                 <w:noProof/>
                 <w:webHidden/>
               </w:rPr>
-              <w:t>20</w:t>
+              <w:t>21</w:t>
             </w:r>
             <w:r>
               <w:rPr>
@@ -4579,7 +4832,7 @@
                 <w:sz w:val="26"/>
                 <w:szCs w:val="26"/>
               </w:rPr>
-              <w:t>20</w:t>
+              <w:t>21</w:t>
             </w:r>
             <w:r>
               <w:rPr>
@@ -4676,7 +4929,7 @@
                 <w:sz w:val="26"/>
                 <w:szCs w:val="26"/>
               </w:rPr>
-              <w:t>21</w:t>
+              <w:t>22</w:t>
             </w:r>
             <w:r>
               <w:rPr>
@@ -4773,7 +5026,7 @@
                 <w:sz w:val="26"/>
                 <w:szCs w:val="26"/>
               </w:rPr>
-              <w:t>21</w:t>
+              <w:t>22</w:t>
             </w:r>
             <w:r>
               <w:rPr>
@@ -4870,7 +5123,7 @@
                 <w:sz w:val="26"/>
                 <w:szCs w:val="26"/>
               </w:rPr>
-              <w:t>23</w:t>
+              <w:t>24</w:t>
             </w:r>
             <w:r>
               <w:rPr>
@@ -4967,7 +5220,7 @@
                 <w:sz w:val="26"/>
                 <w:szCs w:val="26"/>
               </w:rPr>
-              <w:t>24</w:t>
+              <w:t>25</w:t>
             </w:r>
             <w:r>
               <w:rPr>
@@ -5039,7 +5292,7 @@
                 <w:noProof/>
                 <w:webHidden/>
               </w:rPr>
-              <w:t>24</w:t>
+              <w:t>25</w:t>
             </w:r>
             <w:r>
               <w:rPr>
@@ -5067,7 +5320,29 @@
                 <w:sz w:val="26"/>
                 <w:szCs w:val="26"/>
               </w:rPr>
-              <w:t>Appendix A – Code and Reproducibility</w:t>
+              <w:t xml:space="preserve">Appendix A </w:t>
+            </w:r>
+            <w:r>
+              <w:rPr>
+                <w:rStyle w:val="Hyperlink"/>
+                <w:rFonts w:ascii="Times New Roman" w:hAnsi="Times New Roman" w:cs="Times New Roman"/>
+                <w:noProof/>
+                <w:color w:val="auto"/>
+                <w:sz w:val="26"/>
+                <w:szCs w:val="26"/>
+              </w:rPr>
+              <w:t>-</w:t>
+            </w:r>
+            <w:r>
+              <w:rPr>
+                <w:rStyle w:val="Hyperlink"/>
+                <w:rFonts w:ascii="Times New Roman" w:hAnsi="Times New Roman" w:cs="Times New Roman"/>
+                <w:noProof/>
+                <w:color w:val="auto"/>
+                <w:sz w:val="26"/>
+                <w:szCs w:val="26"/>
+              </w:rPr>
+              <w:t>Code and Reproducibility</w:t>
             </w:r>
             <w:r>
               <w:rPr>
@@ -5108,7 +5383,7 @@
                 <w:noProof/>
                 <w:webHidden/>
               </w:rPr>
-              <w:t>25</w:t>
+              <w:t>26</w:t>
             </w:r>
             <w:r>
               <w:rPr>
@@ -5136,7 +5411,29 @@
                 <w:sz w:val="26"/>
                 <w:szCs w:val="26"/>
               </w:rPr>
-              <w:t>Appendix B – Additional Results</w:t>
+              <w:t xml:space="preserve">Appendix B </w:t>
+            </w:r>
+            <w:r>
+              <w:rPr>
+                <w:rStyle w:val="Hyperlink"/>
+                <w:rFonts w:ascii="Times New Roman" w:hAnsi="Times New Roman" w:cs="Times New Roman"/>
+                <w:noProof/>
+                <w:color w:val="auto"/>
+                <w:sz w:val="26"/>
+                <w:szCs w:val="26"/>
+              </w:rPr>
+              <w:t>-</w:t>
+            </w:r>
+            <w:r>
+              <w:rPr>
+                <w:rStyle w:val="Hyperlink"/>
+                <w:rFonts w:ascii="Times New Roman" w:hAnsi="Times New Roman" w:cs="Times New Roman"/>
+                <w:noProof/>
+                <w:color w:val="auto"/>
+                <w:sz w:val="26"/>
+                <w:szCs w:val="26"/>
+              </w:rPr>
+              <w:t>Additional Results</w:t>
             </w:r>
             <w:r>
               <w:rPr>
@@ -5177,7 +5474,7 @@
                 <w:noProof/>
                 <w:webHidden/>
               </w:rPr>
-              <w:t>25</w:t>
+              <w:t>26</w:t>
             </w:r>
             <w:r>
               <w:rPr>
@@ -5246,7 +5543,7 @@
                 <w:noProof/>
                 <w:webHidden/>
               </w:rPr>
-              <w:t>27</w:t>
+              <w:t>28</w:t>
             </w:r>
             <w:r>
               <w:rPr>
@@ -6567,7 +6864,23 @@
                 <w:sz w:val="26"/>
                 <w:szCs w:val="26"/>
               </w:rPr>
-              <w:t>628 rows (61.6%) – exactly the rows with is_contact = True</w:t>
+              <w:t xml:space="preserve">628 rows (61.6%) </w:t>
+            </w:r>
+            <w:r>
+              <w:rPr>
+                <w:rFonts w:ascii="Times New Roman" w:hAnsi="Times New Roman" w:cs="Times New Roman"/>
+                <w:sz w:val="26"/>
+                <w:szCs w:val="26"/>
+              </w:rPr>
+              <w:t>-</w:t>
+            </w:r>
+            <w:r>
+              <w:rPr>
+                <w:rFonts w:ascii="Times New Roman" w:hAnsi="Times New Roman" w:cs="Times New Roman"/>
+                <w:sz w:val="26"/>
+                <w:szCs w:val="26"/>
+              </w:rPr>
+              <w:t>exactly the rows with is_contact = True</w:t>
             </w:r>
           </w:p>
         </w:tc>
@@ -8018,23 +8331,13 @@
                 <w:szCs w:val="26"/>
               </w:rPr>
             </w:pPr>
-            <w:proofErr w:type="gramStart"/>
-            <w:r>
-              <w:rPr>
-                <w:rFonts w:ascii="Times New Roman" w:hAnsi="Times New Roman" w:cs="Times New Roman"/>
-                <w:sz w:val="26"/>
-                <w:szCs w:val="26"/>
-              </w:rPr>
-              <w:t>391  (</w:t>
-            </w:r>
-            <w:proofErr w:type="gramEnd"/>
-            <w:r>
-              <w:rPr>
-                <w:rFonts w:ascii="Times New Roman" w:hAnsi="Times New Roman" w:cs="Times New Roman"/>
-                <w:sz w:val="26"/>
-                <w:szCs w:val="26"/>
-              </w:rPr>
-              <w:t>+ "On request" for tier)</w:t>
+            <w:r>
+              <w:rPr>
+                <w:rFonts w:ascii="Times New Roman" w:hAnsi="Times New Roman" w:cs="Times New Roman"/>
+                <w:sz w:val="26"/>
+                <w:szCs w:val="26"/>
+              </w:rPr>
+              <w:t>391  (+ "On request" for tier)</w:t>
             </w:r>
           </w:p>
         </w:tc>
@@ -8074,7 +8377,7 @@
       <w:pPr>
         <w:jc w:val="both"/>
         <w:rPr>
-          <w:rFonts w:ascii="Times New Roman" w:eastAsiaTheme="minorEastAsia" w:hAnsi="Times New Roman" w:cs="Times New Roman" w:hint="eastAsia"/>
+          <w:rFonts w:ascii="Times New Roman" w:eastAsiaTheme="minorEastAsia" w:hAnsi="Times New Roman" w:cs="Times New Roman"/>
           <w:sz w:val="26"/>
           <w:szCs w:val="26"/>
           <w:lang w:eastAsia="ja-JP"/>
@@ -8177,7 +8480,50 @@
           <w:sz w:val="26"/>
           <w:szCs w:val="26"/>
         </w:rPr>
-        <w:t>The missing prices are not random noise: 69% of phone listings are "contact" listings against 25% of tablets, and some brands are almost entirely unpriced (for example Vivo: 2 priced of 89 listings). Many of these listings look like older or discontinued models, but the crawl has no stock or status field, so this can only be a hypothesis. The practical consequence is that every conclusion about price describes the 391 currently priced listings (dominated by Apple, Samsung, Xiaomi and OPPO), not the whole catalogue. This limitation is repeated wherever it affects a result.</w:t>
+        <w:t>The main limitation of our analysis is the fact that certain products have ‘contact for price’ feature. Notably, 69% of all phones and 25% of tablets have this characteristic. In addition, certain brands are represented exclusively by items with missing prices, such as Vivo with 2 products out of 89 that have visible numbers. Therefore, it is possible that the identified trend reflects the price patterns of specific manufacturers with missing stock information that we have not captured due to the limitations of our crawl. Overall, this limitation might affect the accuracy of our analysis since the final list includes only 391 items with specified prices, including Apple, Samsung, Xiaomi, and OPPO. We will address this limitation in our report every time it has an impact on the result or conclusion.</w:t>
+      </w:r>
+      <w:r>
+        <w:rPr>
+          <w:rFonts w:ascii="Times New Roman" w:hAnsi="Times New Roman" w:cs="Times New Roman"/>
+          <w:noProof/>
+          <w:sz w:val="26"/>
+          <w:szCs w:val="26"/>
+        </w:rPr>
+        <w:drawing>
+          <wp:inline distT="0" distB="0" distL="0" distR="0" wp14:anchorId="592392F5" wp14:editId="44C99AEB">
+            <wp:extent cx="5591955" cy="4124901"/>
+            <wp:effectExtent l="0" t="0" r="0" b="9525"/>
+            <wp:docPr id="886932" name="Picture 1"/>
+            <wp:cNvGraphicFramePr>
+              <a:graphicFrameLocks xmlns:a="http://schemas.openxmlformats.org/drawingml/2006/main" noChangeAspect="1"/>
+            </wp:cNvGraphicFramePr>
+            <a:graphic xmlns:a="http://schemas.openxmlformats.org/drawingml/2006/main">
+              <a:graphicData uri="http://schemas.openxmlformats.org/drawingml/2006/picture">
+                <pic:pic xmlns:pic="http://schemas.openxmlformats.org/drawingml/2006/picture">
+                  <pic:nvPicPr>
+                    <pic:cNvPr id="886932" name=""/>
+                    <pic:cNvPicPr/>
+                  </pic:nvPicPr>
+                  <pic:blipFill>
+                    <a:blip r:embed="rId11"/>
+                    <a:stretch>
+                      <a:fillRect/>
+                    </a:stretch>
+                  </pic:blipFill>
+                  <pic:spPr>
+                    <a:xfrm>
+                      <a:off x="0" y="0"/>
+                      <a:ext cx="5591955" cy="4124901"/>
+                    </a:xfrm>
+                    <a:prstGeom prst="rect">
+                      <a:avLst/>
+                    </a:prstGeom>
+                  </pic:spPr>
+                </pic:pic>
+              </a:graphicData>
+            </a:graphic>
+          </wp:inline>
+        </w:drawing>
       </w:r>
     </w:p>
     <w:p>
@@ -8231,7 +8577,25 @@
           <w:sz w:val="26"/>
           <w:szCs w:val="26"/>
         </w:rPr>
-        <w:t>2. Section 3.1 – Data Classification</w:t>
+        <w:t xml:space="preserve">2. Section 3.1 </w:t>
+      </w:r>
+      <w:r>
+        <w:rPr>
+          <w:rFonts w:ascii="Times New Roman" w:hAnsi="Times New Roman" w:cs="Times New Roman"/>
+          <w:color w:val="auto"/>
+          <w:sz w:val="26"/>
+          <w:szCs w:val="26"/>
+        </w:rPr>
+        <w:t>-</w:t>
+      </w:r>
+      <w:r>
+        <w:rPr>
+          <w:rFonts w:ascii="Times New Roman" w:hAnsi="Times New Roman" w:cs="Times New Roman"/>
+          <w:color w:val="auto"/>
+          <w:sz w:val="26"/>
+          <w:szCs w:val="26"/>
+        </w:rPr>
+        <w:t>Data Classification</w:t>
       </w:r>
       <w:bookmarkEnd w:id="4"/>
     </w:p>
@@ -8269,7 +8633,39 @@
           <w:sz w:val="26"/>
           <w:szCs w:val="26"/>
         </w:rPr>
-        <w:t>Objects are the 1,018 product listings. Attributes were classified with the four measurement scales: nominal (labels, no order), ordinal (ordered labels, unequal gaps), interval (equal differences, arbitrary zero) and ratio (equal differences and a true zero). Fourteen attributes – the seven original ones and seven derived ones – are classified in Table 4.</w:t>
+        <w:t xml:space="preserve">Objects are the 1,018 product listings. Attributes were classified with the four measurement scales: nominal (labels, no order), ordinal (ordered labels, unequal gaps), interval (equal differences, arbitrary zero) and ratio (equal differences and a true zero). Fourteen attributes </w:t>
+      </w:r>
+      <w:r>
+        <w:rPr>
+          <w:rFonts w:ascii="Times New Roman" w:hAnsi="Times New Roman" w:cs="Times New Roman"/>
+          <w:sz w:val="26"/>
+          <w:szCs w:val="26"/>
+        </w:rPr>
+        <w:t>-</w:t>
+      </w:r>
+      <w:r>
+        <w:rPr>
+          <w:rFonts w:ascii="Times New Roman" w:hAnsi="Times New Roman" w:cs="Times New Roman"/>
+          <w:sz w:val="26"/>
+          <w:szCs w:val="26"/>
+        </w:rPr>
+        <w:t xml:space="preserve">the seven original ones and seven derived ones </w:t>
+      </w:r>
+      <w:r>
+        <w:rPr>
+          <w:rFonts w:ascii="Times New Roman" w:hAnsi="Times New Roman" w:cs="Times New Roman"/>
+          <w:sz w:val="26"/>
+          <w:szCs w:val="26"/>
+        </w:rPr>
+        <w:t>-</w:t>
+      </w:r>
+      <w:r>
+        <w:rPr>
+          <w:rFonts w:ascii="Times New Roman" w:hAnsi="Times New Roman" w:cs="Times New Roman"/>
+          <w:sz w:val="26"/>
+          <w:szCs w:val="26"/>
+        </w:rPr>
+        <w:t>are classified in Table 4.</w:t>
       </w:r>
     </w:p>
     <w:p>
@@ -10333,7 +10729,39 @@
           <w:sz w:val="26"/>
           <w:szCs w:val="26"/>
         </w:rPr>
-        <w:t>Number of objects: 1,018 records. Number of attributes: 7 original + 16 derived = 23 (14 shown in Table 4; the others – brand_group, product_type, ram_tier, is_official, has_bundle, has_discount, availability, price_band, price_tier – are recodings of attributes in the table).</w:t>
+        <w:t xml:space="preserve">Number of objects: 1,018 records. Number of attributes: 7 original + 16 derived = 23 (14 shown in Table 4; the others </w:t>
+      </w:r>
+      <w:r>
+        <w:rPr>
+          <w:rFonts w:ascii="Times New Roman" w:hAnsi="Times New Roman" w:cs="Times New Roman"/>
+          <w:sz w:val="26"/>
+          <w:szCs w:val="26"/>
+        </w:rPr>
+        <w:t>-</w:t>
+      </w:r>
+      <w:r>
+        <w:rPr>
+          <w:rFonts w:ascii="Times New Roman" w:hAnsi="Times New Roman" w:cs="Times New Roman"/>
+          <w:sz w:val="26"/>
+          <w:szCs w:val="26"/>
+        </w:rPr>
+        <w:t xml:space="preserve">brand_group, product_type, ram_tier, is_official, has_bundle, has_discount, availability, price_band, price_tier </w:t>
+      </w:r>
+      <w:r>
+        <w:rPr>
+          <w:rFonts w:ascii="Times New Roman" w:hAnsi="Times New Roman" w:cs="Times New Roman"/>
+          <w:sz w:val="26"/>
+          <w:szCs w:val="26"/>
+        </w:rPr>
+        <w:t>-</w:t>
+      </w:r>
+      <w:r>
+        <w:rPr>
+          <w:rFonts w:ascii="Times New Roman" w:hAnsi="Times New Roman" w:cs="Times New Roman"/>
+          <w:sz w:val="26"/>
+          <w:szCs w:val="26"/>
+        </w:rPr>
+        <w:t>are recodings of attributes in the table).</w:t>
       </w:r>
     </w:p>
     <w:p>
@@ -10359,7 +10787,7 @@
       <w:pPr>
         <w:jc w:val="both"/>
         <w:rPr>
-          <w:rFonts w:ascii="Times New Roman" w:eastAsiaTheme="minorEastAsia" w:hAnsi="Times New Roman" w:cs="Times New Roman" w:hint="eastAsia"/>
+          <w:rFonts w:ascii="Times New Roman" w:eastAsiaTheme="minorEastAsia" w:hAnsi="Times New Roman" w:cs="Times New Roman"/>
           <w:sz w:val="26"/>
           <w:szCs w:val="26"/>
           <w:lang w:eastAsia="ja-JP"/>
@@ -10372,47 +10800,7 @@
           <w:szCs w:val="26"/>
           <w:lang w:eastAsia="ja-JP"/>
         </w:rPr>
-        <w:t xml:space="preserve">The dataset is structurally "thin" and categorical. Of the 7 original attributes only three (price_sale, price_original, discount) are numeric, and all three ratio-scaled: every arithmetic operation including means, ratios and distances is legitimate for them. The remaining original attributes are nominal; two of them (name, url) are identifiers with about 1,018 distinct values and convey no analytical information on their own, which is why information </w:t>
-      </w:r>
-      <w:proofErr w:type="gramStart"/>
-      <w:r>
-        <w:rPr>
-          <w:rFonts w:ascii="Times New Roman" w:eastAsiaTheme="minorEastAsia" w:hAnsi="Times New Roman" w:cs="Times New Roman"/>
-          <w:sz w:val="26"/>
-          <w:szCs w:val="26"/>
-          <w:lang w:eastAsia="ja-JP"/>
-        </w:rPr>
-        <w:t>has to</w:t>
-      </w:r>
-      <w:proofErr w:type="gramEnd"/>
-      <w:r>
-        <w:rPr>
-          <w:rFonts w:ascii="Times New Roman" w:eastAsiaTheme="minorEastAsia" w:hAnsi="Times New Roman" w:cs="Times New Roman"/>
-          <w:sz w:val="26"/>
-          <w:szCs w:val="26"/>
-          <w:lang w:eastAsia="ja-JP"/>
-        </w:rPr>
-        <w:t xml:space="preserve"> be extracted from the product title. The derived RAM and storage attributes are ratio-scaled and strongly related to price, while brand, connectivity and product type are nominal and are therefore suitable for chi-square tests and information gain rather than means. None of the original </w:t>
-      </w:r>
-      <w:proofErr w:type="gramStart"/>
-      <w:r>
-        <w:rPr>
-          <w:rFonts w:ascii="Times New Roman" w:eastAsiaTheme="minorEastAsia" w:hAnsi="Times New Roman" w:cs="Times New Roman"/>
-          <w:sz w:val="26"/>
-          <w:szCs w:val="26"/>
-          <w:lang w:eastAsia="ja-JP"/>
-        </w:rPr>
-        <w:t>attribute is</w:t>
-      </w:r>
-      <w:proofErr w:type="gramEnd"/>
-      <w:r>
-        <w:rPr>
-          <w:rFonts w:ascii="Times New Roman" w:eastAsiaTheme="minorEastAsia" w:hAnsi="Times New Roman" w:cs="Times New Roman"/>
-          <w:sz w:val="26"/>
-          <w:szCs w:val="26"/>
-          <w:lang w:eastAsia="ja-JP"/>
-        </w:rPr>
-        <w:t xml:space="preserve"> interval-scaled; the only interval variable is the release year found in a few titles, which is too sparse (31 listings) to use. Finally, price_level and storage_tier are ordinal: they preserve the order Low &lt; Medium &lt; High but lose the exact amounts.</w:t>
+        <w:t>The data set is inherently "thin" and nominal. Out of the 7 original attributes, only 3 of them (price_sale, price_original, discount) have numeric values and they all belong to the ratio scale, meaning that any kind of mathematical operation can be performed with them without losing their integrity. The rest of the attributes are nominal; two of them (name, url) are identifiers with 1,018 unique values and don’t provide any analysis on their own, which is why we have to analyze the information that is hidden in the product title. Ratio-scaled RAM and storage and nominal brand, connectivity, and product type are directly related to price and can be tested through chi-square tests and information gain rather than arithmetic mean. There are no original attributes with interval scaling; the only variable that belongs to this category is the release year that is contained in some product titles but is too rare (31 listings) to be analyzed. Price_level and storage_tier are ordinal.</w:t>
       </w:r>
     </w:p>
     <w:p>
@@ -10434,7 +10822,34 @@
           <w:sz w:val="26"/>
           <w:szCs w:val="26"/>
         </w:rPr>
-        <w:t>3. Section 3.2 – Descriptive Statistics</w:t>
+        <w:t xml:space="preserve">3. Section 3.2 </w:t>
+      </w:r>
+      <w:r>
+        <w:rPr>
+          <w:rFonts w:ascii="Times New Roman" w:hAnsi="Times New Roman" w:cs="Times New Roman"/>
+          <w:color w:val="auto"/>
+          <w:sz w:val="26"/>
+          <w:szCs w:val="26"/>
+        </w:rPr>
+        <w:t>-</w:t>
+      </w:r>
+      <w:r>
+        <w:rPr>
+          <w:rFonts w:ascii="Times New Roman" w:hAnsi="Times New Roman" w:cs="Times New Roman"/>
+          <w:color w:val="auto"/>
+          <w:sz w:val="26"/>
+          <w:szCs w:val="26"/>
+        </w:rPr>
+        <w:t xml:space="preserve"> </w:t>
+      </w:r>
+      <w:r>
+        <w:rPr>
+          <w:rFonts w:ascii="Times New Roman" w:hAnsi="Times New Roman" w:cs="Times New Roman"/>
+          <w:color w:val="auto"/>
+          <w:sz w:val="26"/>
+          <w:szCs w:val="26"/>
+        </w:rPr>
+        <w:t>Descriptive Statistics</w:t>
       </w:r>
       <w:bookmarkEnd w:id="8"/>
     </w:p>
@@ -10472,61 +10887,39 @@
           <w:sz w:val="26"/>
           <w:szCs w:val="26"/>
         </w:rPr>
-        <w:t xml:space="preserve">Five numerical attributes were summarised: sale price, original price and discount (the three numeric columns of the crawl) and the </w:t>
+        <w:t xml:space="preserve">The five quantitative variables were summarized, namely the sales price, original price, discount (these three being the numeric variables from the crawl data set), and the calculated storage and RAM. For each variable, the mean, median, minimum, maximum, range, standard deviation, coefficient of variation (CV=SD/Mean), Q1 and Q3 quartiles, interquartile range (IQR = Q3 </w:t>
       </w:r>
-      <w:proofErr w:type="gramStart"/>
       <w:r>
         <w:rPr>
           <w:rFonts w:ascii="Times New Roman" w:hAnsi="Times New Roman" w:cs="Times New Roman"/>
           <w:sz w:val="26"/>
           <w:szCs w:val="26"/>
         </w:rPr>
-        <w:t>derived storage</w:t>
+        <w:t>-</w:t>
       </w:r>
-      <w:proofErr w:type="gramEnd"/>
       <w:r>
         <w:rPr>
           <w:rFonts w:ascii="Times New Roman" w:hAnsi="Times New Roman" w:cs="Times New Roman"/>
           <w:sz w:val="26"/>
           <w:szCs w:val="26"/>
         </w:rPr>
-        <w:t xml:space="preserve"> and RAM. For each attribute I computed the mean, median, minimum, maximum, range, standard deviation, coefficient of variation (CV = SD/mean), the quartiles Q1 and Q3, the IQR (Q3 − Q1), the five-number summary (min, Q1, median, Q3, max) and the skewness. Outliers were flagged with the 1.5 × IQR rule (values below Q1 − 1.5·IQR or above Q3 + 1.5·IQR). Prices are shown in </w:t>
+        <w:t xml:space="preserve">Q1), the five number summary (min, Q1, median, Q3, max), and the skewness were calculated. The outliers were detected using the 1.5 * IQR rule (values less than Q1 </w:t>
       </w:r>
-      <w:proofErr w:type="gramStart"/>
       <w:r>
         <w:rPr>
           <w:rFonts w:ascii="Times New Roman" w:hAnsi="Times New Roman" w:cs="Times New Roman"/>
           <w:sz w:val="26"/>
           <w:szCs w:val="26"/>
         </w:rPr>
-        <w:t>million</w:t>
+        <w:t>-</w:t>
       </w:r>
-      <w:proofErr w:type="gramEnd"/>
       <w:r>
         <w:rPr>
           <w:rFonts w:ascii="Times New Roman" w:hAnsi="Times New Roman" w:cs="Times New Roman"/>
           <w:sz w:val="26"/>
           <w:szCs w:val="26"/>
         </w:rPr>
-        <w:t xml:space="preserve"> VND. Each statistic uses all available values of that attribute, so </w:t>
-      </w:r>
-      <w:proofErr w:type="gramStart"/>
-      <w:r>
-        <w:rPr>
-          <w:rFonts w:ascii="Times New Roman" w:hAnsi="Times New Roman" w:cs="Times New Roman"/>
-          <w:sz w:val="26"/>
-          <w:szCs w:val="26"/>
-        </w:rPr>
-        <w:t>n differs</w:t>
-      </w:r>
-      <w:proofErr w:type="gramEnd"/>
-      <w:r>
-        <w:rPr>
-          <w:rFonts w:ascii="Times New Roman" w:hAnsi="Times New Roman" w:cs="Times New Roman"/>
-          <w:sz w:val="26"/>
-          <w:szCs w:val="26"/>
-        </w:rPr>
-        <w:t xml:space="preserve"> (Table 5).</w:t>
+        <w:t>1.5* IQR or greater than Q3 + 1.5*IQR). Prices are given in million VND.</w:t>
       </w:r>
     </w:p>
     <w:p>
@@ -10555,6 +10948,7 @@
         <w:jc w:val="both"/>
         <w:rPr>
           <w:rFonts w:ascii="Times New Roman" w:hAnsi="Times New Roman" w:cs="Times New Roman"/>
+          <w:i/>
           <w:sz w:val="26"/>
           <w:szCs w:val="26"/>
         </w:rPr>
@@ -10576,6 +10970,61 @@
           <w:szCs w:val="26"/>
         </w:rPr>
         <w:t>Central tendency and dispersion.</w:t>
+      </w:r>
+    </w:p>
+    <w:p>
+      <w:pPr>
+        <w:keepNext/>
+        <w:spacing w:before="120" w:after="60"/>
+        <w:jc w:val="both"/>
+        <w:rPr>
+          <w:rFonts w:ascii="Times New Roman" w:hAnsi="Times New Roman" w:cs="Times New Roman"/>
+          <w:sz w:val="26"/>
+          <w:szCs w:val="26"/>
+        </w:rPr>
+      </w:pPr>
+      <w:r>
+        <w:rPr>
+          <w:rFonts w:ascii="Times New Roman" w:hAnsi="Times New Roman" w:cs="Times New Roman"/>
+          <w:noProof/>
+          <w:sz w:val="26"/>
+          <w:szCs w:val="26"/>
+        </w:rPr>
+        <w:drawing>
+          <wp:inline distT="0" distB="0" distL="0" distR="0" wp14:anchorId="5EBD4D16" wp14:editId="65FDB182">
+            <wp:extent cx="6007396" cy="1875237"/>
+            <wp:effectExtent l="0" t="0" r="0" b="0"/>
+            <wp:docPr id="1764345346" name="Picture 1"/>
+            <wp:cNvGraphicFramePr>
+              <a:graphicFrameLocks xmlns:a="http://schemas.openxmlformats.org/drawingml/2006/main" noChangeAspect="1"/>
+            </wp:cNvGraphicFramePr>
+            <a:graphic xmlns:a="http://schemas.openxmlformats.org/drawingml/2006/main">
+              <a:graphicData uri="http://schemas.openxmlformats.org/drawingml/2006/picture">
+                <pic:pic xmlns:pic="http://schemas.openxmlformats.org/drawingml/2006/picture">
+                  <pic:nvPicPr>
+                    <pic:cNvPr id="1764345346" name=""/>
+                    <pic:cNvPicPr/>
+                  </pic:nvPicPr>
+                  <pic:blipFill>
+                    <a:blip r:embed="rId12"/>
+                    <a:stretch>
+                      <a:fillRect/>
+                    </a:stretch>
+                  </pic:blipFill>
+                  <pic:spPr>
+                    <a:xfrm>
+                      <a:off x="0" y="0"/>
+                      <a:ext cx="6043758" cy="1886588"/>
+                    </a:xfrm>
+                    <a:prstGeom prst="rect">
+                      <a:avLst/>
+                    </a:prstGeom>
+                  </pic:spPr>
+                </pic:pic>
+              </a:graphicData>
+            </a:graphic>
+          </wp:inline>
+        </w:drawing>
       </w:r>
     </w:p>
     <w:tbl>
@@ -14630,7 +15079,25 @@
           <w:sz w:val="26"/>
           <w:szCs w:val="26"/>
         </w:rPr>
-        <w:t xml:space="preserve">Skewness of price. </w:t>
+        <w:t>Skewness of price</w:t>
+      </w:r>
+      <w:r>
+        <w:rPr>
+          <w:rFonts w:ascii="Times New Roman" w:hAnsi="Times New Roman" w:cs="Times New Roman"/>
+          <w:b/>
+          <w:sz w:val="26"/>
+          <w:szCs w:val="26"/>
+        </w:rPr>
+        <w:t>:</w:t>
+      </w:r>
+      <w:r>
+        <w:rPr>
+          <w:rFonts w:ascii="Times New Roman" w:hAnsi="Times New Roman" w:cs="Times New Roman"/>
+          <w:b/>
+          <w:sz w:val="26"/>
+          <w:szCs w:val="26"/>
+        </w:rPr>
+        <w:t xml:space="preserve"> </w:t>
       </w:r>
       <w:r>
         <w:rPr>
@@ -14638,25 +15105,7 @@
           <w:sz w:val="26"/>
           <w:szCs w:val="26"/>
         </w:rPr>
-        <w:t xml:space="preserve">The mean sale price (16.67M VND) is 1.6 times the median (10.30M) and skewness is 1.58, so the distribution is clearly right-skewed: most listings are cheap or mid-priced while a small number of very expensive items (2 TB iPhone and iPad Pro configurations at 77–81M VND) pull the mean upward. For this </w:t>
-      </w:r>
-      <w:proofErr w:type="gramStart"/>
-      <w:r>
-        <w:rPr>
-          <w:rFonts w:ascii="Times New Roman" w:hAnsi="Times New Roman" w:cs="Times New Roman"/>
-          <w:sz w:val="26"/>
-          <w:szCs w:val="26"/>
-        </w:rPr>
-        <w:t>reason</w:t>
-      </w:r>
-      <w:proofErr w:type="gramEnd"/>
-      <w:r>
-        <w:rPr>
-          <w:rFonts w:ascii="Times New Roman" w:hAnsi="Times New Roman" w:cs="Times New Roman"/>
-          <w:sz w:val="26"/>
-          <w:szCs w:val="26"/>
-        </w:rPr>
-        <w:t xml:space="preserve"> the median is the better "typical price" and the mean overstates it. Original price behaves the same way (mean 20.47M vs median 13.49M, skew 1.39).</w:t>
+        <w:t>The mean price (16.67M VND) is 1.6 times higher than the median price (10.30M), and the skewness is 1.58. Thus, the distribution is obviously right-skewed; many listings have low prices, but there are few high-priced products (two TB iPhones and iPads, costing 77M-81M VND). This explains why the median price is the correct "average price," and the mean price is an overestimate. The original price has the same properties: the mean price is 20.47M, and the median price is 13.49M, with a skewness of 1.39.</w:t>
       </w:r>
     </w:p>
     <w:p>
@@ -14681,7 +15130,25 @@
           <w:sz w:val="26"/>
           <w:szCs w:val="26"/>
         </w:rPr>
-        <w:t xml:space="preserve">Variability and outliers. </w:t>
+        <w:t>Variability and outliers</w:t>
+      </w:r>
+      <w:r>
+        <w:rPr>
+          <w:rFonts w:ascii="Times New Roman" w:hAnsi="Times New Roman" w:cs="Times New Roman"/>
+          <w:b/>
+          <w:sz w:val="26"/>
+          <w:szCs w:val="26"/>
+        </w:rPr>
+        <w:t>:</w:t>
+      </w:r>
+      <w:r>
+        <w:rPr>
+          <w:rFonts w:ascii="Times New Roman" w:hAnsi="Times New Roman" w:cs="Times New Roman"/>
+          <w:b/>
+          <w:sz w:val="26"/>
+          <w:szCs w:val="26"/>
+        </w:rPr>
+        <w:t xml:space="preserve"> </w:t>
       </w:r>
       <w:r>
         <w:rPr>
@@ -14689,7 +15156,7 @@
           <w:sz w:val="26"/>
           <w:szCs w:val="26"/>
         </w:rPr>
-        <w:t>Price has very high variability (SD 16.08M, CV 96%; the five-number summary runs from 0.42 to 80.99M with Q1 = 5.14M and Q3 = 23.49M). 18 listings (4.6%) lie above the upper fence of 51.0M: 14 Apple, 3 Samsung and 1 Chinese-brand listings. These are real flagship, foldable and high-storage products rather than data errors, so they were kept. Storage has the highest CV (115%) and 22% of listings are flagged as outliers (512 GB, 1 TB and 2 TB versions); because storage only takes a few discrete values, the fence rule is a weak guide here and these are simply premium configurations.</w:t>
+        <w:t>Price has extremely high variability (SD 16.08M, CV 96%; the five-number summary ranges from 0.42 to 80.99M, with Q1 = 5.14M and Q3 = 23.49M). There are 18 observations (4.6%) that exceed the upper fence value of 51.0M; 14 of them are Apple phones, 3 are Samsungs, and 1 is an unbranded Chinese phone. These are actual premium products rather than data errors, thus were not removed from the sample. The highest CV (115%) is observed for storage. There are 22% of outliers (512GB, 1TB, and 2TB storage capacity); since there are just a few possible values for storage, fence criteria do not apply here.</w:t>
       </w:r>
     </w:p>
     <w:p>
@@ -14714,7 +15181,25 @@
           <w:sz w:val="26"/>
           <w:szCs w:val="26"/>
         </w:rPr>
-        <w:t xml:space="preserve">Discount. </w:t>
+        <w:t>Discount</w:t>
+      </w:r>
+      <w:r>
+        <w:rPr>
+          <w:rFonts w:ascii="Times New Roman" w:hAnsi="Times New Roman" w:cs="Times New Roman"/>
+          <w:b/>
+          <w:sz w:val="26"/>
+          <w:szCs w:val="26"/>
+        </w:rPr>
+        <w:t>:</w:t>
+      </w:r>
+      <w:r>
+        <w:rPr>
+          <w:rFonts w:ascii="Times New Roman" w:hAnsi="Times New Roman" w:cs="Times New Roman"/>
+          <w:b/>
+          <w:sz w:val="26"/>
+          <w:szCs w:val="26"/>
+        </w:rPr>
+        <w:t xml:space="preserve"> </w:t>
       </w:r>
       <w:r>
         <w:rPr>
@@ -14722,25 +15207,7 @@
           <w:sz w:val="26"/>
           <w:szCs w:val="26"/>
         </w:rPr>
-        <w:t xml:space="preserve">Discounts are moderate and </w:t>
-      </w:r>
-      <w:proofErr w:type="gramStart"/>
-      <w:r>
-        <w:rPr>
-          <w:rFonts w:ascii="Times New Roman" w:hAnsi="Times New Roman" w:cs="Times New Roman"/>
-          <w:sz w:val="26"/>
-          <w:szCs w:val="26"/>
-        </w:rPr>
-        <w:t>fairly symmetric</w:t>
-      </w:r>
-      <w:proofErr w:type="gramEnd"/>
-      <w:r>
-        <w:rPr>
-          <w:rFonts w:ascii="Times New Roman" w:hAnsi="Times New Roman" w:cs="Times New Roman"/>
-          <w:sz w:val="26"/>
-          <w:szCs w:val="26"/>
-        </w:rPr>
-        <w:t>: mean 14.3% vs median 13.0%, skew 0.70, and half of all discounted listings fall between 7% and 19% (IQR = 12 points). 6 listings exceed the 37% fence, the largest being Samsung Galaxy S24 8GB 512GB (43%).</w:t>
+        <w:t>The discounts offered are not very extreme nor very skewed: average of 14.3% versus the median of 13.0%, with skewness of 0.70; 50% of all discounted items have discounts from 7% to 19% (Interquartile Range = 12). Six items have more than 37% discounts, with the highest being Samsung Galaxy S24 8GB 512GB (43%).</w:t>
       </w:r>
     </w:p>
     <w:p>
@@ -14786,7 +15253,7 @@
         <w:spacing w:after="60"/>
         <w:jc w:val="both"/>
         <w:rPr>
-          <w:rFonts w:ascii="Times New Roman" w:hAnsi="Times New Roman" w:cs="Times New Roman" w:hint="eastAsia"/>
+          <w:rFonts w:ascii="Times New Roman" w:hAnsi="Times New Roman" w:cs="Times New Roman"/>
           <w:sz w:val="26"/>
           <w:szCs w:val="26"/>
         </w:rPr>
@@ -14798,9 +15265,8 @@
           <w:sz w:val="26"/>
           <w:szCs w:val="26"/>
         </w:rPr>
-        <w:t xml:space="preserve">What </w:t>
+        <w:t>What this says about the products</w:t>
       </w:r>
-      <w:proofErr w:type="gramStart"/>
       <w:r>
         <w:rPr>
           <w:rFonts w:ascii="Times New Roman" w:hAnsi="Times New Roman" w:cs="Times New Roman"/>
@@ -14808,9 +15274,8 @@
           <w:sz w:val="26"/>
           <w:szCs w:val="26"/>
         </w:rPr>
-        <w:t>this</w:t>
+        <w:t>:</w:t>
       </w:r>
-      <w:proofErr w:type="gramEnd"/>
       <w:r>
         <w:rPr>
           <w:rFonts w:ascii="Times New Roman" w:hAnsi="Times New Roman" w:cs="Times New Roman"/>
@@ -14820,34 +15285,31 @@
         </w:rPr>
         <w:t xml:space="preserve"> </w:t>
       </w:r>
-      <w:proofErr w:type="gramStart"/>
-      <w:r>
-        <w:rPr>
-          <w:rFonts w:ascii="Times New Roman" w:hAnsi="Times New Roman" w:cs="Times New Roman"/>
-          <w:b/>
-          <w:sz w:val="26"/>
-          <w:szCs w:val="26"/>
-        </w:rPr>
-        <w:t>says</w:t>
-      </w:r>
-      <w:proofErr w:type="gramEnd"/>
-      <w:r>
-        <w:rPr>
-          <w:rFonts w:ascii="Times New Roman" w:hAnsi="Times New Roman" w:cs="Times New Roman"/>
-          <w:b/>
-          <w:sz w:val="26"/>
-          <w:szCs w:val="26"/>
-        </w:rPr>
-        <w:t xml:space="preserve"> about the products. </w:t>
-      </w:r>
       <w:r>
         <w:rPr>
           <w:rFonts w:ascii="Times New Roman" w:hAnsi="Times New Roman" w:cs="Times New Roman"/>
           <w:sz w:val="26"/>
           <w:szCs w:val="26"/>
         </w:rPr>
-        <w:t>The market in this dataset has two layers: a large mass of products under about 10M VND and a long tail of flagships. Table 7 shows that brand explains much of this: Apple's median price (34.3M) is about 5 times that of the Chinese brands (6.5M), and Vietnamese brands are almost entirely entry-level (median 0.56M). Samsung discounts most deeply on average (18.2%), Apple and the Vietnamese brands least (10.4% and 7.9%). All figures are for priced listings only (n = 391).</w:t>
+        <w:t>There are two tiers in the market in this dataset: one where there is a lot of mass of products below 10M VND and the other is a long tail of flagships. It becomes clear from Table 7 that the role of the brand accounts for a lot of it; the median value for Apple (34.3M) is roughly 5 times more than that of the Chinese brands (6.5M), while Vietnamese are predominantly low-end (0.56M). The greatest discounting occurs in Samsung (18.2%), and the lowest in Apple (10.4%) and Vietnamese (7.9%).</w:t>
       </w:r>
+    </w:p>
+    <w:p>
+      <w:pPr>
+        <w:pStyle w:val="ListBullet"/>
+        <w:numPr>
+          <w:ilvl w:val="0"/>
+          <w:numId w:val="0"/>
+        </w:numPr>
+        <w:spacing w:after="60"/>
+        <w:ind w:left="360"/>
+        <w:jc w:val="both"/>
+        <w:rPr>
+          <w:rFonts w:ascii="Times New Roman" w:hAnsi="Times New Roman" w:cs="Times New Roman"/>
+          <w:sz w:val="26"/>
+          <w:szCs w:val="26"/>
+        </w:rPr>
+      </w:pPr>
     </w:p>
     <w:p>
       <w:pPr>
@@ -14868,7 +15330,34 @@
           <w:sz w:val="26"/>
           <w:szCs w:val="26"/>
         </w:rPr>
-        <w:t>4. Section 3.3 – Data Visualization</w:t>
+        <w:t xml:space="preserve">4. Section 3.3 </w:t>
+      </w:r>
+      <w:r>
+        <w:rPr>
+          <w:rFonts w:ascii="Times New Roman" w:hAnsi="Times New Roman" w:cs="Times New Roman"/>
+          <w:color w:val="auto"/>
+          <w:sz w:val="26"/>
+          <w:szCs w:val="26"/>
+        </w:rPr>
+        <w:t>-</w:t>
+      </w:r>
+      <w:r>
+        <w:rPr>
+          <w:rFonts w:ascii="Times New Roman" w:hAnsi="Times New Roman" w:cs="Times New Roman"/>
+          <w:color w:val="auto"/>
+          <w:sz w:val="26"/>
+          <w:szCs w:val="26"/>
+        </w:rPr>
+        <w:t xml:space="preserve"> </w:t>
+      </w:r>
+      <w:r>
+        <w:rPr>
+          <w:rFonts w:ascii="Times New Roman" w:hAnsi="Times New Roman" w:cs="Times New Roman"/>
+          <w:color w:val="auto"/>
+          <w:sz w:val="26"/>
+          <w:szCs w:val="26"/>
+        </w:rPr>
+        <w:t>Data Visualization</w:t>
       </w:r>
       <w:bookmarkEnd w:id="12"/>
     </w:p>
@@ -14947,14 +15436,77 @@
           <w:sz w:val="26"/>
           <w:szCs w:val="26"/>
         </w:rPr>
-        <w:t>Histogram – sale price</w:t>
+        <w:t xml:space="preserve">Histogram </w:t>
+      </w:r>
+      <w:r>
+        <w:rPr>
+          <w:rFonts w:ascii="Times New Roman" w:hAnsi="Times New Roman" w:cs="Times New Roman"/>
+          <w:color w:val="auto"/>
+          <w:sz w:val="26"/>
+          <w:szCs w:val="26"/>
+        </w:rPr>
+        <w:t>-</w:t>
+      </w:r>
+      <w:r>
+        <w:rPr>
+          <w:rFonts w:ascii="Times New Roman" w:hAnsi="Times New Roman" w:cs="Times New Roman"/>
+          <w:color w:val="auto"/>
+          <w:sz w:val="26"/>
+          <w:szCs w:val="26"/>
+        </w:rPr>
+        <w:t>sale price</w:t>
       </w:r>
       <w:bookmarkEnd w:id="15"/>
     </w:p>
     <w:p>
       <w:pPr>
+        <w:jc w:val="center"/>
+      </w:pPr>
+      <w:r>
+        <w:rPr>
+          <w:noProof/>
+        </w:rPr>
+        <w:drawing>
+          <wp:inline distT="0" distB="0" distL="0" distR="0" wp14:anchorId="18B8529E" wp14:editId="5B6498E6">
+            <wp:extent cx="5976620" cy="3830955"/>
+            <wp:effectExtent l="0" t="0" r="5080" b="0"/>
+            <wp:docPr id="1604299787" name="Picture 1"/>
+            <wp:cNvGraphicFramePr>
+              <a:graphicFrameLocks xmlns:a="http://schemas.openxmlformats.org/drawingml/2006/main" noChangeAspect="1"/>
+            </wp:cNvGraphicFramePr>
+            <a:graphic xmlns:a="http://schemas.openxmlformats.org/drawingml/2006/main">
+              <a:graphicData uri="http://schemas.openxmlformats.org/drawingml/2006/picture">
+                <pic:pic xmlns:pic="http://schemas.openxmlformats.org/drawingml/2006/picture">
+                  <pic:nvPicPr>
+                    <pic:cNvPr id="1604299787" name=""/>
+                    <pic:cNvPicPr/>
+                  </pic:nvPicPr>
+                  <pic:blipFill>
+                    <a:blip r:embed="rId13"/>
+                    <a:stretch>
+                      <a:fillRect/>
+                    </a:stretch>
+                  </pic:blipFill>
+                  <pic:spPr>
+                    <a:xfrm>
+                      <a:off x="0" y="0"/>
+                      <a:ext cx="5976620" cy="3830955"/>
+                    </a:xfrm>
+                    <a:prstGeom prst="rect">
+                      <a:avLst/>
+                    </a:prstGeom>
+                  </pic:spPr>
+                </pic:pic>
+              </a:graphicData>
+            </a:graphic>
+          </wp:inline>
+        </w:drawing>
+      </w:r>
+    </w:p>
+    <w:p>
+      <w:pPr>
         <w:spacing w:after="80"/>
-        <w:jc w:val="both"/>
+        <w:jc w:val="center"/>
         <w:rPr>
           <w:rFonts w:ascii="Times New Roman" w:hAnsi="Times New Roman" w:cs="Times New Roman"/>
           <w:sz w:val="26"/>
@@ -14984,7 +15536,7 @@
                     <pic:cNvPicPr/>
                   </pic:nvPicPr>
                   <pic:blipFill>
-                    <a:blip r:embed="rId11"/>
+                    <a:blip r:embed="rId14"/>
                     <a:stretch>
                       <a:fillRect/>
                     </a:stretch>
@@ -15021,7 +15573,25 @@
           <w:sz w:val="26"/>
           <w:szCs w:val="26"/>
         </w:rPr>
-        <w:t xml:space="preserve">Interpretation. </w:t>
+        <w:t>Interpretation</w:t>
+      </w:r>
+      <w:r>
+        <w:rPr>
+          <w:rFonts w:ascii="Times New Roman" w:hAnsi="Times New Roman" w:cs="Times New Roman"/>
+          <w:b/>
+          <w:sz w:val="26"/>
+          <w:szCs w:val="26"/>
+        </w:rPr>
+        <w:t>:</w:t>
+      </w:r>
+      <w:r>
+        <w:rPr>
+          <w:rFonts w:ascii="Times New Roman" w:hAnsi="Times New Roman" w:cs="Times New Roman"/>
+          <w:b/>
+          <w:sz w:val="26"/>
+          <w:szCs w:val="26"/>
+        </w:rPr>
+        <w:t xml:space="preserve"> </w:t>
       </w:r>
       <w:r>
         <w:rPr>
@@ -15029,7 +15599,39 @@
           <w:sz w:val="26"/>
           <w:szCs w:val="26"/>
         </w:rPr>
-        <w:t>Panel (a) shows a strongly right-skewed shape: the tallest bars are at roughly 4–8M VND, the median (10.3M) sits inside the dense part and the mean (16.7M) lies in the tail, confirming the skewness of 1.58. 17% of priced products cost more than 30M VND. After a log10 transformation (panel b) the distribution becomes much more symmetric and shows two bumps, near 5M (10^0.7) and near 25M (10^1.4). In business terms this suggests two product segments – mass-market devices and premium/flagship devices – rather than one continuous market, and it indicates that log price is the better scale for any model that assumes roughly symmetric data.</w:t>
+        <w:t xml:space="preserve">Panel (a) shows a strongly right-skewed shape: the tallest bars are at roughly 4–8M VND, the median (10.3M) sits inside the dense part and the mean (16.7M) lies in the tail, confirming the skewness of 1.58. 17% of priced products cost more than 30M VND. After a log10 transformation (panel b) the distribution becomes much more symmetric and shows two bumps, near 5M (10^0.7) and near 25M (10^1.4). In business terms this suggests two product segments </w:t>
+      </w:r>
+      <w:r>
+        <w:rPr>
+          <w:rFonts w:ascii="Times New Roman" w:hAnsi="Times New Roman" w:cs="Times New Roman"/>
+          <w:sz w:val="26"/>
+          <w:szCs w:val="26"/>
+        </w:rPr>
+        <w:t>-</w:t>
+      </w:r>
+      <w:r>
+        <w:rPr>
+          <w:rFonts w:ascii="Times New Roman" w:hAnsi="Times New Roman" w:cs="Times New Roman"/>
+          <w:sz w:val="26"/>
+          <w:szCs w:val="26"/>
+        </w:rPr>
+        <w:t xml:space="preserve">mass-market devices and premium/flagship devices </w:t>
+      </w:r>
+      <w:r>
+        <w:rPr>
+          <w:rFonts w:ascii="Times New Roman" w:hAnsi="Times New Roman" w:cs="Times New Roman"/>
+          <w:sz w:val="26"/>
+          <w:szCs w:val="26"/>
+        </w:rPr>
+        <w:t>-</w:t>
+      </w:r>
+      <w:r>
+        <w:rPr>
+          <w:rFonts w:ascii="Times New Roman" w:hAnsi="Times New Roman" w:cs="Times New Roman"/>
+          <w:sz w:val="26"/>
+          <w:szCs w:val="26"/>
+        </w:rPr>
+        <w:t>rather than one continuous market, and it indicates that log price is the better scale for any model that assumes roughly symmetric data.</w:t>
       </w:r>
     </w:p>
     <w:p>
@@ -15051,14 +15653,32 @@
           <w:sz w:val="26"/>
           <w:szCs w:val="26"/>
         </w:rPr>
-        <w:t>Boxplots – sale price and discount by brand group</w:t>
+        <w:t xml:space="preserve">Boxplots </w:t>
+      </w:r>
+      <w:r>
+        <w:rPr>
+          <w:rFonts w:ascii="Times New Roman" w:hAnsi="Times New Roman" w:cs="Times New Roman"/>
+          <w:color w:val="auto"/>
+          <w:sz w:val="26"/>
+          <w:szCs w:val="26"/>
+        </w:rPr>
+        <w:t>-</w:t>
+      </w:r>
+      <w:r>
+        <w:rPr>
+          <w:rFonts w:ascii="Times New Roman" w:hAnsi="Times New Roman" w:cs="Times New Roman"/>
+          <w:color w:val="auto"/>
+          <w:sz w:val="26"/>
+          <w:szCs w:val="26"/>
+        </w:rPr>
+        <w:t>sale price and discount by brand group</w:t>
       </w:r>
       <w:bookmarkEnd w:id="16"/>
     </w:p>
     <w:p>
       <w:pPr>
         <w:spacing w:after="80"/>
-        <w:jc w:val="both"/>
+        <w:jc w:val="center"/>
         <w:rPr>
           <w:rFonts w:ascii="Times New Roman" w:hAnsi="Times New Roman" w:cs="Times New Roman"/>
           <w:sz w:val="26"/>
@@ -15088,7 +15708,7 @@
                     <pic:cNvPicPr/>
                   </pic:nvPicPr>
                   <pic:blipFill>
-                    <a:blip r:embed="rId12"/>
+                    <a:blip r:embed="rId15"/>
                     <a:stretch>
                       <a:fillRect/>
                     </a:stretch>
@@ -15125,7 +15745,25 @@
           <w:sz w:val="26"/>
           <w:szCs w:val="26"/>
         </w:rPr>
-        <w:t xml:space="preserve">Interpretation. </w:t>
+        <w:t>Interpretation</w:t>
+      </w:r>
+      <w:r>
+        <w:rPr>
+          <w:rFonts w:ascii="Times New Roman" w:hAnsi="Times New Roman" w:cs="Times New Roman"/>
+          <w:b/>
+          <w:sz w:val="26"/>
+          <w:szCs w:val="26"/>
+        </w:rPr>
+        <w:t>:</w:t>
+      </w:r>
+      <w:r>
+        <w:rPr>
+          <w:rFonts w:ascii="Times New Roman" w:hAnsi="Times New Roman" w:cs="Times New Roman"/>
+          <w:b/>
+          <w:sz w:val="26"/>
+          <w:szCs w:val="26"/>
+        </w:rPr>
+        <w:t xml:space="preserve"> </w:t>
       </w:r>
       <w:r>
         <w:rPr>
@@ -15133,7 +15771,7 @@
           <w:sz w:val="26"/>
           <w:szCs w:val="26"/>
         </w:rPr>
-        <w:t>Panel (a) separates the brand groups clearly: Apple has the highest median (about 34.3M) and widest box, Samsung is in the middle (median about 18.3M), while Chinese and other international brands cluster below 12M. The Chinese-brand box is narrow but has many upper outliers up to about 65M, which are their foldable and ultra-premium models. Vietnamese brands are tiny, below 2M, because they sell basic feature phones. Panel (b) shows that discount depth is not ordered the same way as price: Samsung and the Chinese brands discount around 15–16% at the median, Apple only about 6%, though Apple and the Chinese brands both have outliers at 35–40%. Premium price therefore does not imply deeper promotions; the brand strategy matters.</w:t>
+        <w:t>The distinction of the groups of brands is well observed in panel (a): the median of Apple is the greatest (around 34.3M) and it has the biggest box, Samsung is the middle group (the median is around 18.3M) and all other international brands are under 12M. The box of the Chinese brands is very narrow but there are many outliers on the top side from around 65M, which are their foldable and ultra-premium phones. The Vietnamese brands are the smallest group – under 2M, because they sell basic feature phones. In panel (b) it is observed that the discount depth is not organized the same way as price: the median discount of Samsung and Chinese brands is 15-16%, for Apple it is only 6%, though there are outliers for Apple and Chinese brands at 35-40%.</w:t>
       </w:r>
     </w:p>
     <w:p>
@@ -15155,14 +15793,32 @@
           <w:sz w:val="26"/>
           <w:szCs w:val="26"/>
         </w:rPr>
-        <w:t>Quantile plot – sale price</w:t>
+        <w:t xml:space="preserve">Quantile plot </w:t>
+      </w:r>
+      <w:r>
+        <w:rPr>
+          <w:rFonts w:ascii="Times New Roman" w:hAnsi="Times New Roman" w:cs="Times New Roman"/>
+          <w:color w:val="auto"/>
+          <w:sz w:val="26"/>
+          <w:szCs w:val="26"/>
+        </w:rPr>
+        <w:t>-</w:t>
+      </w:r>
+      <w:r>
+        <w:rPr>
+          <w:rFonts w:ascii="Times New Roman" w:hAnsi="Times New Roman" w:cs="Times New Roman"/>
+          <w:color w:val="auto"/>
+          <w:sz w:val="26"/>
+          <w:szCs w:val="26"/>
+        </w:rPr>
+        <w:t>sale price</w:t>
       </w:r>
       <w:bookmarkEnd w:id="17"/>
     </w:p>
     <w:p>
       <w:pPr>
         <w:spacing w:after="80"/>
-        <w:jc w:val="both"/>
+        <w:jc w:val="center"/>
         <w:rPr>
           <w:rFonts w:ascii="Times New Roman" w:hAnsi="Times New Roman" w:cs="Times New Roman"/>
           <w:sz w:val="26"/>
@@ -15192,7 +15848,7 @@
                     <pic:cNvPicPr/>
                   </pic:nvPicPr>
                   <pic:blipFill>
-                    <a:blip r:embed="rId13"/>
+                    <a:blip r:embed="rId16"/>
                     <a:stretch>
                       <a:fillRect/>
                     </a:stretch>
@@ -15229,7 +15885,25 @@
           <w:sz w:val="26"/>
           <w:szCs w:val="26"/>
         </w:rPr>
-        <w:t xml:space="preserve">Interpretation. </w:t>
+        <w:t>Interpretation</w:t>
+      </w:r>
+      <w:r>
+        <w:rPr>
+          <w:rFonts w:ascii="Times New Roman" w:hAnsi="Times New Roman" w:cs="Times New Roman"/>
+          <w:b/>
+          <w:sz w:val="26"/>
+          <w:szCs w:val="26"/>
+        </w:rPr>
+        <w:t>:</w:t>
+      </w:r>
+      <w:r>
+        <w:rPr>
+          <w:rFonts w:ascii="Times New Roman" w:hAnsi="Times New Roman" w:cs="Times New Roman"/>
+          <w:b/>
+          <w:sz w:val="26"/>
+          <w:szCs w:val="26"/>
+        </w:rPr>
+        <w:t xml:space="preserve"> </w:t>
       </w:r>
       <w:r>
         <w:rPr>
@@ -15237,25 +15911,7 @@
           <w:sz w:val="26"/>
           <w:szCs w:val="26"/>
         </w:rPr>
-        <w:t xml:space="preserve">Each point is one product, plotted against the </w:t>
-      </w:r>
-      <w:proofErr w:type="gramStart"/>
-      <w:r>
-        <w:rPr>
-          <w:rFonts w:ascii="Times New Roman" w:hAnsi="Times New Roman" w:cs="Times New Roman"/>
-          <w:sz w:val="26"/>
-          <w:szCs w:val="26"/>
-        </w:rPr>
-        <w:t>fraction f</w:t>
-      </w:r>
-      <w:proofErr w:type="gramEnd"/>
-      <w:r>
-        <w:rPr>
-          <w:rFonts w:ascii="Times New Roman" w:hAnsi="Times New Roman" w:cs="Times New Roman"/>
-          <w:sz w:val="26"/>
-          <w:szCs w:val="26"/>
-        </w:rPr>
-        <w:t xml:space="preserve"> of products priced at or below it. The curve is shallow up to about f = 0.5 and becomes steep after f = 0.75: half of the priced products cost at most 10.3M VND, 75% cost at most 23.5M, and 90% at most 42.0M, while the most expensive 10% spread from 42M to 81M. The steepening slope is another view of right skew: prices in the upper quartile are far more spread out than in the lower quartiles, so a given price difference means very different numbers of competing products at the low and high ends.</w:t>
+        <w:t>Each point is one product, plotted against the fraction f of products priced at or below it. The curve is shallow up to about f = 0.5 and becomes steep after f = 0.75: half of the priced products cost at most 10.3M VND, 75% cost at most 23.5M, and 90% at most 42.0M, while the most expensive 10% spread from 42M to 81M. The steepening slope is another view of right skew: prices in the upper quartile are far more spread out than in the lower quartiles, so a given price difference means very different numbers of competing products at the low and high ends.</w:t>
       </w:r>
     </w:p>
     <w:p>
@@ -15277,14 +15933,32 @@
           <w:sz w:val="26"/>
           <w:szCs w:val="26"/>
         </w:rPr>
-        <w:t>Scatter plots – relationships between numeric attributes</w:t>
+        <w:t xml:space="preserve">Scatter plots </w:t>
+      </w:r>
+      <w:r>
+        <w:rPr>
+          <w:rFonts w:ascii="Times New Roman" w:hAnsi="Times New Roman" w:cs="Times New Roman"/>
+          <w:color w:val="auto"/>
+          <w:sz w:val="26"/>
+          <w:szCs w:val="26"/>
+        </w:rPr>
+        <w:t>-</w:t>
+      </w:r>
+      <w:r>
+        <w:rPr>
+          <w:rFonts w:ascii="Times New Roman" w:hAnsi="Times New Roman" w:cs="Times New Roman"/>
+          <w:color w:val="auto"/>
+          <w:sz w:val="26"/>
+          <w:szCs w:val="26"/>
+        </w:rPr>
+        <w:t>relationships between numeric attributes</w:t>
       </w:r>
       <w:bookmarkEnd w:id="18"/>
     </w:p>
     <w:p>
       <w:pPr>
         <w:spacing w:after="80"/>
-        <w:jc w:val="both"/>
+        <w:jc w:val="center"/>
         <w:rPr>
           <w:rFonts w:ascii="Times New Roman" w:hAnsi="Times New Roman" w:cs="Times New Roman"/>
           <w:sz w:val="26"/>
@@ -15314,7 +15988,7 @@
                     <pic:cNvPicPr/>
                   </pic:nvPicPr>
                   <pic:blipFill>
-                    <a:blip r:embed="rId14"/>
+                    <a:blip r:embed="rId17"/>
                     <a:stretch>
                       <a:fillRect/>
                     </a:stretch>
@@ -15351,7 +16025,25 @@
           <w:sz w:val="26"/>
           <w:szCs w:val="26"/>
         </w:rPr>
-        <w:t xml:space="preserve">Interpretation. </w:t>
+        <w:t>Interpretation</w:t>
+      </w:r>
+      <w:r>
+        <w:rPr>
+          <w:rFonts w:ascii="Times New Roman" w:hAnsi="Times New Roman" w:cs="Times New Roman"/>
+          <w:b/>
+          <w:sz w:val="26"/>
+          <w:szCs w:val="26"/>
+        </w:rPr>
+        <w:t>:</w:t>
+      </w:r>
+      <w:r>
+        <w:rPr>
+          <w:rFonts w:ascii="Times New Roman" w:hAnsi="Times New Roman" w:cs="Times New Roman"/>
+          <w:b/>
+          <w:sz w:val="26"/>
+          <w:szCs w:val="26"/>
+        </w:rPr>
+        <w:t xml:space="preserve"> </w:t>
       </w:r>
       <w:r>
         <w:rPr>
@@ -15359,7 +16051,7 @@
           <w:sz w:val="26"/>
           <w:szCs w:val="26"/>
         </w:rPr>
-        <w:t>In panel (a) the points lie just below the dashed y = x line and form an almost perfectly straight band (Pearson r = 0.977); the vertical gap between a point and the line is the discount, and it grows in absolute VND for expensive products. Panel (b) shows no visible relationship between sale price and discount percentage (r = -0.05): discounts of about 5–25% appear at every price level. This means the shop sets promotion percentages per product or campaign rather than by price tier, so a cheap phone is as likely to carry a 20% discount as a flagship.</w:t>
+        <w:t>For graph (a), the points are slightly under the y=x dotted line and create a nearly perfectly straight cloud (r = 0.977); the distance from a point to the dotted line is the discount and increases absolutely in VND the more expensive the item is. For graph (b), there is no evident correlation between sale prices and discount rates (r = -0.05): the discounts in the range of about 5–25% occur at all prices. It indicates that the store determines promotional rates by item or marketing campaign but not by the price range.</w:t>
       </w:r>
     </w:p>
     <w:p>
@@ -15381,14 +16073,32 @@
           <w:sz w:val="26"/>
           <w:szCs w:val="26"/>
         </w:rPr>
-        <w:t>Multi-attribute plot – price, storage, brand group and product type</w:t>
+        <w:t xml:space="preserve">Multi-attribute plot </w:t>
+      </w:r>
+      <w:r>
+        <w:rPr>
+          <w:rFonts w:ascii="Times New Roman" w:hAnsi="Times New Roman" w:cs="Times New Roman"/>
+          <w:color w:val="auto"/>
+          <w:sz w:val="26"/>
+          <w:szCs w:val="26"/>
+        </w:rPr>
+        <w:t>-</w:t>
+      </w:r>
+      <w:r>
+        <w:rPr>
+          <w:rFonts w:ascii="Times New Roman" w:hAnsi="Times New Roman" w:cs="Times New Roman"/>
+          <w:color w:val="auto"/>
+          <w:sz w:val="26"/>
+          <w:szCs w:val="26"/>
+        </w:rPr>
+        <w:t>price, storage, brand group and product type</w:t>
       </w:r>
       <w:bookmarkEnd w:id="19"/>
     </w:p>
     <w:p>
       <w:pPr>
         <w:spacing w:after="80"/>
-        <w:jc w:val="both"/>
+        <w:jc w:val="center"/>
         <w:rPr>
           <w:rFonts w:ascii="Times New Roman" w:hAnsi="Times New Roman" w:cs="Times New Roman"/>
           <w:sz w:val="26"/>
@@ -15418,7 +16128,7 @@
                     <pic:cNvPicPr/>
                   </pic:nvPicPr>
                   <pic:blipFill>
-                    <a:blip r:embed="rId15"/>
+                    <a:blip r:embed="rId18"/>
                     <a:stretch>
                       <a:fillRect/>
                     </a:stretch>
@@ -15463,25 +16173,7 @@
           <w:sz w:val="26"/>
           <w:szCs w:val="26"/>
         </w:rPr>
-        <w:t xml:space="preserve">This figure encodes four attributes: storage (x), sale price (y, log scale), brand group (colour) and product type (shape). Price rises steeply with storage: the median is 6.32M VND at 128 GB, 13.5M at 256 GB, 28.99M at 512 GB, 44.69M at 1 TB and 53.99M at 2 TB. Within each storage level the colours are layered: Apple (grey) occupies the top of the band at every capacity (128 GB Apple products cost roughly 15–30M, whereas 128 GB Chinese-brand products are mostly 2.5–10M), so brand carries a price premium that storage alone does not explain. Phones (circles) and tablets (squares) overlap in price, meaning that product type matters little once storage and brand are known, and e-readers (triangles) form a separate low-storage, low-price cluster. Because storage is also a proxy for product </w:t>
-      </w:r>
-      <w:proofErr w:type="gramStart"/>
-      <w:r>
-        <w:rPr>
-          <w:rFonts w:ascii="Times New Roman" w:hAnsi="Times New Roman" w:cs="Times New Roman"/>
-          <w:sz w:val="26"/>
-          <w:szCs w:val="26"/>
-        </w:rPr>
-        <w:t>tier</w:t>
-      </w:r>
-      <w:proofErr w:type="gramEnd"/>
-      <w:r>
-        <w:rPr>
-          <w:rFonts w:ascii="Times New Roman" w:hAnsi="Times New Roman" w:cs="Times New Roman"/>
-          <w:sz w:val="26"/>
-          <w:szCs w:val="26"/>
-        </w:rPr>
-        <w:t>, the relationship should be read as an association, not as storage causing price.</w:t>
+        <w:t>This figure encodes four attributes: storage (x), sale price (y, log scale), brand group (colour) and product type (shape). Price rises steeply with storage: the median is 6.32M VND at 128 GB, 13.5M at 256 GB, 28.99M at 512 GB, 44.69M at 1 TB and 53.99M at 2 TB. Within each storage level the colours are layered: Apple (grey) occupies the top of the band at every capacity (128 GB Apple products cost roughly 15–30M, whereas 128 GB Chinese-brand products are mostly 2.5–10M), so brand carries a price premium that storage alone does not explain. Phones (circles) and tablets (squares) overlap in price, meaning that product type matters little once storage and brand are known, and e-readers (triangles) form a separate low-storage, low-price cluster. Because storage is also a proxy for product tier, the relationship should be read as an association, not as storage causing price.</w:t>
       </w:r>
     </w:p>
     <w:p>
@@ -15503,7 +16195,25 @@
           <w:sz w:val="26"/>
           <w:szCs w:val="26"/>
         </w:rPr>
-        <w:t>5. Section 3.4 – Measuring Similarities and Differences</w:t>
+        <w:t xml:space="preserve">5. Section 3.4 </w:t>
+      </w:r>
+      <w:r>
+        <w:rPr>
+          <w:rFonts w:ascii="Times New Roman" w:hAnsi="Times New Roman" w:cs="Times New Roman"/>
+          <w:color w:val="auto"/>
+          <w:sz w:val="26"/>
+          <w:szCs w:val="26"/>
+        </w:rPr>
+        <w:t>-</w:t>
+      </w:r>
+      <w:r>
+        <w:rPr>
+          <w:rFonts w:ascii="Times New Roman" w:hAnsi="Times New Roman" w:cs="Times New Roman"/>
+          <w:color w:val="auto"/>
+          <w:sz w:val="26"/>
+          <w:szCs w:val="26"/>
+        </w:rPr>
+        <w:t>Measuring Similarities and Differences</w:t>
       </w:r>
       <w:bookmarkEnd w:id="20"/>
     </w:p>
@@ -15530,7 +16240,7 @@
       <w:pPr>
         <w:jc w:val="both"/>
         <w:rPr>
-          <w:rFonts w:ascii="Times New Roman" w:eastAsiaTheme="minorEastAsia" w:hAnsi="Times New Roman" w:cs="Times New Roman" w:hint="eastAsia"/>
+          <w:rFonts w:ascii="Times New Roman" w:eastAsiaTheme="minorEastAsia" w:hAnsi="Times New Roman" w:cs="Times New Roman"/>
           <w:sz w:val="26"/>
           <w:szCs w:val="26"/>
           <w:lang w:eastAsia="ja-JP"/>
@@ -15543,16 +16253,7 @@
           <w:szCs w:val="26"/>
           <w:lang w:eastAsia="ja-JP"/>
         </w:rPr>
-        <w:t>Three comparable numeric attributes were chosen: sale price, storage capacity and discount. RAM was not used because Apple titles do not state it. Twelve products were selected purposively to cover Apple, Samsung and Chinese brands, phones and tablets, budget to flagship tiers, including two sibling pairs (iPhone 17 Pro / Pro Max, Redmi Note 14 / 15) whose similarity can be checked against common sense. Because the attributes are on widely different scales (price in millions, storage in GB, discount in %), they were standardised with z-scores, z = (x − mean)/SD, using the mean and SD of the 300 priced listings that have all three values (price mean 18.42M, SD 15.75M; storage mean 356 GB, SD 426 GB; discount mean 14.47%, SD 9.07%). Euclidean distance on the z-scores was used as the main measure, and Manhattan distance as a robustness check</w:t>
-      </w:r>
-      <w:r>
-        <w:rPr>
-          <w:rFonts w:ascii="Times New Roman" w:eastAsiaTheme="minorEastAsia" w:hAnsi="Times New Roman" w:cs="Times New Roman" w:hint="eastAsia"/>
-          <w:sz w:val="26"/>
-          <w:szCs w:val="26"/>
-          <w:lang w:eastAsia="ja-JP"/>
-        </w:rPr>
-        <w:t>.</w:t>
+        <w:t>Three equivalent numeric features were selected: sale price, storage space, and discount. RAM feature was not selected since it is not mentioned in Apple devices. In total, twelve devices were chosen based on the criterion of purposeful selection in order to include Apple, Samsung, and Chinese manufacturers, both mobiles and tablets, budget and flagships among them, including two pairs of similar devices (iPhone 17 Pro/Pro Max, Redmi Note 14/15) to be able to confirm their similarity based on common sense. Since the features are measured on different scales (price in millions, storage in gigabytes, discount in percentages), they were standardized using z-scores formula z = (x − mean)/SD using the mean and standard deviation of these 300 devices that have all three features (price mean 18.42M, standard deviation 15.75M; storage mean 356 GB, standard deviation 426 GB; discount mean 14.47%, standard deviation 9.07%). Euclidean distance on the z-scores was used as a principal method, and Manhattan distance as a robustness test.</w:t>
       </w:r>
     </w:p>
     <w:p>
@@ -15573,13 +16274,23 @@
         </w:rPr>
         <w:t xml:space="preserve">Why this measure? </w:t>
       </w:r>
+    </w:p>
+    <w:p>
+      <w:pPr>
+        <w:jc w:val="both"/>
+        <w:rPr>
+          <w:rFonts w:ascii="Times New Roman" w:hAnsi="Times New Roman" w:cs="Times New Roman"/>
+          <w:sz w:val="26"/>
+          <w:szCs w:val="26"/>
+        </w:rPr>
+      </w:pPr>
       <w:r>
         <w:rPr>
           <w:rFonts w:ascii="Times New Roman" w:hAnsi="Times New Roman" w:cs="Times New Roman"/>
           <w:sz w:val="26"/>
           <w:szCs w:val="26"/>
         </w:rPr>
-        <w:t>Euclidean distance is appropriate because all three attributes are ratio-scaled numeric variables, so geometric distance has a clear meaning, and after standardisation no attribute dominates only because of its unit. Using population statistics (rather than the 12 products) keeps the scale meaningful for the whole market. Euclidean distance penalises a large gap in a single attribute more than Manhattan does, which is useful for detecting products that differ strongly in one dimension.</w:t>
+        <w:t>Euclidean distance is an appropriate choice since all three attributes are numeric variables at the ratio scale, thus geometric distance is well defined, and after standardization none of the attributes will dominate simply due to its scale. Taking population statistics (instead of the 12 products) ensures that the scale remains meaningful in the context of the entire market. Euclidean distance assigns more penalty to a high difference in one attribute compared to Manhattan distance.</w:t>
       </w:r>
     </w:p>
     <w:p>
@@ -18137,7 +18848,7 @@
                     <pic:cNvPicPr/>
                   </pic:nvPicPr>
                   <pic:blipFill>
-                    <a:blip r:embed="rId16"/>
+                    <a:blip r:embed="rId19"/>
                     <a:stretch>
                       <a:fillRect/>
                     </a:stretch>
@@ -18185,27 +18896,7 @@
           <w:sz w:val="26"/>
           <w:szCs w:val="26"/>
         </w:rPr>
-        <w:t xml:space="preserve">The three </w:t>
-      </w:r>
-      <w:proofErr w:type="gramStart"/>
-      <w:r>
-        <w:rPr>
-          <w:rFonts w:ascii="Times New Roman" w:hAnsi="Times New Roman" w:cs="Times New Roman"/>
-          <w:i/>
-          <w:sz w:val="26"/>
-          <w:szCs w:val="26"/>
-        </w:rPr>
-        <w:t>most similar</w:t>
-      </w:r>
-      <w:proofErr w:type="gramEnd"/>
-      <w:r>
-        <w:rPr>
-          <w:rFonts w:ascii="Times New Roman" w:hAnsi="Times New Roman" w:cs="Times New Roman"/>
-          <w:i/>
-          <w:sz w:val="26"/>
-          <w:szCs w:val="26"/>
-        </w:rPr>
-        <w:t xml:space="preserve"> pairs (smallest Euclidean distance).</w:t>
+        <w:t>The three most similar pairs (smallest Euclidean distance).</w:t>
       </w:r>
     </w:p>
     <w:tbl>
@@ -18702,27 +19393,7 @@
           <w:sz w:val="26"/>
           <w:szCs w:val="26"/>
         </w:rPr>
-        <w:t xml:space="preserve">The three </w:t>
-      </w:r>
-      <w:proofErr w:type="gramStart"/>
-      <w:r>
-        <w:rPr>
-          <w:rFonts w:ascii="Times New Roman" w:hAnsi="Times New Roman" w:cs="Times New Roman"/>
-          <w:i/>
-          <w:sz w:val="26"/>
-          <w:szCs w:val="26"/>
-        </w:rPr>
-        <w:t>most different</w:t>
-      </w:r>
-      <w:proofErr w:type="gramEnd"/>
-      <w:r>
-        <w:rPr>
-          <w:rFonts w:ascii="Times New Roman" w:hAnsi="Times New Roman" w:cs="Times New Roman"/>
-          <w:i/>
-          <w:sz w:val="26"/>
-          <w:szCs w:val="26"/>
-        </w:rPr>
-        <w:t xml:space="preserve"> pairs (largest Euclidean distance).</w:t>
+        <w:t>The three most different pairs (largest Euclidean distance).</w:t>
       </w:r>
     </w:p>
     <w:tbl>
@@ -19250,7 +19921,25 @@
           <w:sz w:val="26"/>
           <w:szCs w:val="26"/>
         </w:rPr>
-        <w:t xml:space="preserve">Most similar pairs agree with business intuition. </w:t>
+        <w:t>Most similar pairs agree with business intuition</w:t>
+      </w:r>
+      <w:r>
+        <w:rPr>
+          <w:rFonts w:ascii="Times New Roman" w:hAnsi="Times New Roman" w:cs="Times New Roman"/>
+          <w:b/>
+          <w:sz w:val="26"/>
+          <w:szCs w:val="26"/>
+        </w:rPr>
+        <w:t>:</w:t>
+      </w:r>
+      <w:r>
+        <w:rPr>
+          <w:rFonts w:ascii="Times New Roman" w:hAnsi="Times New Roman" w:cs="Times New Roman"/>
+          <w:b/>
+          <w:sz w:val="26"/>
+          <w:szCs w:val="26"/>
+        </w:rPr>
+        <w:t xml:space="preserve"> </w:t>
       </w:r>
       <w:r>
         <w:rPr>
@@ -19258,25 +19947,7 @@
           <w:sz w:val="26"/>
           <w:szCs w:val="26"/>
         </w:rPr>
-        <w:t xml:space="preserve">iPhone 17 Pro 256 and iPhone 17 Pro Max 256 are siblings with nearly identical price (31.99M vs 34.49M), storage and discount (both 9%), so </w:t>
-      </w:r>
-      <w:proofErr w:type="gramStart"/>
-      <w:r>
-        <w:rPr>
-          <w:rFonts w:ascii="Times New Roman" w:hAnsi="Times New Roman" w:cs="Times New Roman"/>
-          <w:sz w:val="26"/>
-          <w:szCs w:val="26"/>
-        </w:rPr>
-        <w:t>a distance of 0.16</w:t>
-      </w:r>
-      <w:proofErr w:type="gramEnd"/>
-      <w:r>
-        <w:rPr>
-          <w:rFonts w:ascii="Times New Roman" w:hAnsi="Times New Roman" w:cs="Times New Roman"/>
-          <w:sz w:val="26"/>
-          <w:szCs w:val="26"/>
-        </w:rPr>
-        <w:t xml:space="preserve"> is expected. Galaxy A07, Redmi Note 15 and OPPO A3 are three budget phones of different brands (4.5–5.2M VND, 128 GB, discount 10–15%): a shopper would treat them as substitutes, and the distance correctly ignores brand.</w:t>
+        <w:t>iPhone 17 Pro 256 and iPhone 17 Pro Max 256 are siblings with nearly identical price (31.99M vs 34.49M), storage and discount (both 9%), so a distance of 0.16 is expected. Galaxy A07, Redmi Note 15 and OPPO A3 are three budget phones of different brands (4.5–5.2M VND, 128 GB, discount 10–15%): a shopper would treat them as substitutes, and the distance correctly ignores brand.</w:t>
       </w:r>
     </w:p>
     <w:p>
@@ -19301,7 +19972,16 @@
           <w:sz w:val="26"/>
           <w:szCs w:val="26"/>
         </w:rPr>
-        <w:t>Most different pairs are partly sensible, partly misleading.</w:t>
+        <w:t>Most different pairs are partly sensible, partly misleading</w:t>
+      </w:r>
+      <w:r>
+        <w:rPr>
+          <w:rFonts w:ascii="Times New Roman" w:hAnsi="Times New Roman" w:cs="Times New Roman"/>
+          <w:b/>
+          <w:sz w:val="26"/>
+          <w:szCs w:val="26"/>
+        </w:rPr>
+        <w:t>:</w:t>
       </w:r>
       <w:r>
         <w:rPr>
@@ -19334,7 +20014,25 @@
           <w:sz w:val="26"/>
           <w:szCs w:val="26"/>
         </w:rPr>
-        <w:t xml:space="preserve">Lesson. </w:t>
+        <w:t>Lesson</w:t>
+      </w:r>
+      <w:r>
+        <w:rPr>
+          <w:rFonts w:ascii="Times New Roman" w:hAnsi="Times New Roman" w:cs="Times New Roman"/>
+          <w:b/>
+          <w:sz w:val="26"/>
+          <w:szCs w:val="26"/>
+        </w:rPr>
+        <w:t>:</w:t>
+      </w:r>
+      <w:r>
+        <w:rPr>
+          <w:rFonts w:ascii="Times New Roman" w:hAnsi="Times New Roman" w:cs="Times New Roman"/>
+          <w:b/>
+          <w:sz w:val="26"/>
+          <w:szCs w:val="26"/>
+        </w:rPr>
+        <w:t xml:space="preserve"> </w:t>
       </w:r>
       <w:r>
         <w:rPr>
@@ -19342,25 +20040,7 @@
           <w:sz w:val="26"/>
           <w:szCs w:val="26"/>
         </w:rPr>
-        <w:t xml:space="preserve">Discount refers to a temporary price reduction, not a product characteristic. Its inclusion equalizes it with price and storage as product characteristics, which is incorrect. A more accurate approach to identifying similar products would be to consider only the attributes </w:t>
-      </w:r>
-      <w:proofErr w:type="gramStart"/>
-      <w:r>
-        <w:rPr>
-          <w:rFonts w:ascii="Times New Roman" w:hAnsi="Times New Roman" w:cs="Times New Roman"/>
-          <w:sz w:val="26"/>
-          <w:szCs w:val="26"/>
-        </w:rPr>
-        <w:t>similar to</w:t>
-      </w:r>
-      <w:proofErr w:type="gramEnd"/>
-      <w:r>
-        <w:rPr>
-          <w:rFonts w:ascii="Times New Roman" w:hAnsi="Times New Roman" w:cs="Times New Roman"/>
-          <w:sz w:val="26"/>
-          <w:szCs w:val="26"/>
-        </w:rPr>
-        <w:t xml:space="preserve"> specifications (price, storage, RAM, screen, chipset) or reduce the significance of discount. The lack of information on RAM for Apple and the absence of brand and camera or chipset data illustrate other limitations of the three-characteristic approach.</w:t>
+        <w:t>Discount refers to a temporary price reduction, not a product characteristic. Its inclusion equalizes it with price and storage as product characteristics, which is incorrect. A more accurate approach to identifying similar products would be to consider only the attributes similar to specifications (price, storage, RAM, screen, chipset) or reduce the significance of discount. The lack of information on RAM for Apple and the absence of brand and camera or chipset data illustrate other limitations of the three-characteristic approach.</w:t>
       </w:r>
     </w:p>
     <w:p>
@@ -19382,7 +20062,25 @@
           <w:sz w:val="26"/>
           <w:szCs w:val="26"/>
         </w:rPr>
-        <w:t>6. Section 3.5 – Measuring Data for Classification</w:t>
+        <w:t xml:space="preserve">6. Section 3.5 </w:t>
+      </w:r>
+      <w:r>
+        <w:rPr>
+          <w:rFonts w:ascii="Times New Roman" w:hAnsi="Times New Roman" w:cs="Times New Roman"/>
+          <w:color w:val="auto"/>
+          <w:sz w:val="26"/>
+          <w:szCs w:val="26"/>
+        </w:rPr>
+        <w:t>-</w:t>
+      </w:r>
+      <w:r>
+        <w:rPr>
+          <w:rFonts w:ascii="Times New Roman" w:hAnsi="Times New Roman" w:cs="Times New Roman"/>
+          <w:color w:val="auto"/>
+          <w:sz w:val="26"/>
+          <w:szCs w:val="26"/>
+        </w:rPr>
+        <w:t>Measuring Data for Classification</w:t>
       </w:r>
       <w:bookmarkEnd w:id="24"/>
     </w:p>
@@ -19766,23 +20464,13 @@
                 <w:szCs w:val="26"/>
               </w:rPr>
             </w:pPr>
-            <w:proofErr w:type="gramStart"/>
-            <w:r>
-              <w:rPr>
-                <w:rFonts w:ascii="Times New Roman" w:hAnsi="Times New Roman" w:cs="Times New Roman"/>
-                <w:sz w:val="26"/>
-                <w:szCs w:val="26"/>
-              </w:rPr>
-              <w:t>Equal-width</w:t>
-            </w:r>
-            <w:proofErr w:type="gramEnd"/>
-            <w:r>
-              <w:rPr>
-                <w:rFonts w:ascii="Times New Roman" w:hAnsi="Times New Roman" w:cs="Times New Roman"/>
-                <w:sz w:val="26"/>
-                <w:szCs w:val="26"/>
-              </w:rPr>
-              <w:t xml:space="preserve"> (3 bins of equal VND range)</w:t>
+            <w:r>
+              <w:rPr>
+                <w:rFonts w:ascii="Times New Roman" w:hAnsi="Times New Roman" w:cs="Times New Roman"/>
+                <w:sz w:val="26"/>
+                <w:szCs w:val="26"/>
+              </w:rPr>
+              <w:t>Equal-width (3 bins of equal VND range)</w:t>
             </w:r>
           </w:p>
         </w:tc>
@@ -20061,27 +20749,7 @@
           <w:sz w:val="26"/>
           <w:szCs w:val="26"/>
         </w:rPr>
-        <w:t>Final class definition (</w:t>
-      </w:r>
-      <w:proofErr w:type="gramStart"/>
-      <w:r>
-        <w:rPr>
-          <w:rFonts w:ascii="Times New Roman" w:hAnsi="Times New Roman" w:cs="Times New Roman"/>
-          <w:i/>
-          <w:sz w:val="26"/>
-          <w:szCs w:val="26"/>
-        </w:rPr>
-        <w:t>equal-frequency</w:t>
-      </w:r>
-      <w:proofErr w:type="gramEnd"/>
-      <w:r>
-        <w:rPr>
-          <w:rFonts w:ascii="Times New Roman" w:hAnsi="Times New Roman" w:cs="Times New Roman"/>
-          <w:i/>
-          <w:sz w:val="26"/>
-          <w:szCs w:val="26"/>
-        </w:rPr>
-        <w:t>).</w:t>
+        <w:t>Final class definition (equal-frequency).</w:t>
       </w:r>
     </w:p>
     <w:tbl>
@@ -20237,7 +20905,23 @@
                 <w:sz w:val="26"/>
                 <w:szCs w:val="26"/>
               </w:rPr>
-              <w:t>0.42 – 6.29</w:t>
+              <w:t xml:space="preserve">0.42 </w:t>
+            </w:r>
+            <w:r>
+              <w:rPr>
+                <w:rFonts w:ascii="Times New Roman" w:hAnsi="Times New Roman" w:cs="Times New Roman"/>
+                <w:sz w:val="26"/>
+                <w:szCs w:val="26"/>
+              </w:rPr>
+              <w:t>-</w:t>
+            </w:r>
+            <w:r>
+              <w:rPr>
+                <w:rFonts w:ascii="Times New Roman" w:hAnsi="Times New Roman" w:cs="Times New Roman"/>
+                <w:sz w:val="26"/>
+                <w:szCs w:val="26"/>
+              </w:rPr>
+              <w:t>6.29</w:t>
             </w:r>
           </w:p>
         </w:tc>
@@ -20321,7 +21005,23 @@
                 <w:sz w:val="26"/>
                 <w:szCs w:val="26"/>
               </w:rPr>
-              <w:t>6.34 – 17.99</w:t>
+              <w:t xml:space="preserve">6.34 </w:t>
+            </w:r>
+            <w:r>
+              <w:rPr>
+                <w:rFonts w:ascii="Times New Roman" w:hAnsi="Times New Roman" w:cs="Times New Roman"/>
+                <w:sz w:val="26"/>
+                <w:szCs w:val="26"/>
+              </w:rPr>
+              <w:t>-</w:t>
+            </w:r>
+            <w:r>
+              <w:rPr>
+                <w:rFonts w:ascii="Times New Roman" w:hAnsi="Times New Roman" w:cs="Times New Roman"/>
+                <w:sz w:val="26"/>
+                <w:szCs w:val="26"/>
+              </w:rPr>
+              <w:t>17.99</w:t>
             </w:r>
           </w:p>
         </w:tc>
@@ -20403,7 +21103,23 @@
                 <w:sz w:val="26"/>
                 <w:szCs w:val="26"/>
               </w:rPr>
-              <w:t>18.29 – 80.99</w:t>
+              <w:t xml:space="preserve">18.29 </w:t>
+            </w:r>
+            <w:r>
+              <w:rPr>
+                <w:rFonts w:ascii="Times New Roman" w:hAnsi="Times New Roman" w:cs="Times New Roman"/>
+                <w:sz w:val="26"/>
+                <w:szCs w:val="26"/>
+              </w:rPr>
+              <w:t>-</w:t>
+            </w:r>
+            <w:r>
+              <w:rPr>
+                <w:rFonts w:ascii="Times New Roman" w:hAnsi="Times New Roman" w:cs="Times New Roman"/>
+                <w:sz w:val="26"/>
+                <w:szCs w:val="26"/>
+              </w:rPr>
+              <w:t>80.99</w:t>
             </w:r>
           </w:p>
         </w:tc>
@@ -20460,23 +21176,7 @@
           <w:rFonts w:ascii="Times New Roman" w:hAnsi="Times New Roman" w:cs="Times New Roman"/>
           <w:color w:val="auto"/>
         </w:rPr>
-        <w:t xml:space="preserve">6.2 Result: </w:t>
-      </w:r>
-      <w:proofErr w:type="gramStart"/>
-      <w:r>
-        <w:rPr>
-          <w:rFonts w:ascii="Times New Roman" w:hAnsi="Times New Roman" w:cs="Times New Roman"/>
-          <w:color w:val="auto"/>
-        </w:rPr>
-        <w:t>entropy</w:t>
-      </w:r>
-      <w:proofErr w:type="gramEnd"/>
-      <w:r>
-        <w:rPr>
-          <w:rFonts w:ascii="Times New Roman" w:hAnsi="Times New Roman" w:cs="Times New Roman"/>
-          <w:color w:val="auto"/>
-        </w:rPr>
-        <w:t xml:space="preserve"> and information gain</w:t>
+        <w:t>6.2 Result: entropy and information gain</w:t>
       </w:r>
       <w:bookmarkEnd w:id="26"/>
     </w:p>
@@ -20495,25 +21195,7 @@
           <w:sz w:val="26"/>
           <w:szCs w:val="26"/>
         </w:rPr>
-        <w:t xml:space="preserve">Entropy of the class is H(class) = −Σ pᵢ log₂ pᵢ = 1.585 bits, essentially the maximum for three classes (log₂3 = 1.585), because the classes are balanced (133 / 128 / 130). The equal-width scheme would give only 0.838 bits (317 / 59 / 15), a poorly balanced and less informative target. Information gain of an attribute A is IG = H(class) − Σ (|Sᵥ|/|S|) · </w:t>
-      </w:r>
-      <w:proofErr w:type="gramStart"/>
-      <w:r>
-        <w:rPr>
-          <w:rFonts w:ascii="Times New Roman" w:hAnsi="Times New Roman" w:cs="Times New Roman"/>
-          <w:sz w:val="26"/>
-          <w:szCs w:val="26"/>
-        </w:rPr>
-        <w:t>H(</w:t>
-      </w:r>
-      <w:proofErr w:type="gramEnd"/>
-      <w:r>
-        <w:rPr>
-          <w:rFonts w:ascii="Times New Roman" w:hAnsi="Times New Roman" w:cs="Times New Roman"/>
-          <w:sz w:val="26"/>
-          <w:szCs w:val="26"/>
-        </w:rPr>
-        <w:t>class | A = v). Eight candidate attributes were evaluated; the gain ratio (IG divided by split information) is also reported because information gain favours attributes with many values.</w:t>
+        <w:t>Entropy of the class is H(class) = −Σ pᵢ log₂ pᵢ = 1.585 bits, essentially the maximum for three classes (log₂3 = 1.585), because the classes are balanced (133 / 128 / 130). The equal-width scheme would give only 0.838 bits (317 / 59 / 15), a poorly balanced and less informative target. Information gain of an attribute A is IG = H(class) − Σ (|Sᵥ|/|S|) · H(class | A = v). Eight candidate attributes were evaluated; the gain ratio (IG divided by split information) is also reported because information gain favours attributes with many values.</w:t>
       </w:r>
     </w:p>
     <w:p>
@@ -20636,7 +21318,6 @@
                 <w:szCs w:val="26"/>
               </w:rPr>
             </w:pPr>
-            <w:proofErr w:type="gramStart"/>
             <w:r>
               <w:rPr>
                 <w:rFonts w:ascii="Times New Roman" w:hAnsi="Times New Roman" w:cs="Times New Roman"/>
@@ -20644,17 +21325,7 @@
                 <w:sz w:val="26"/>
                 <w:szCs w:val="26"/>
               </w:rPr>
-              <w:t>H(</w:t>
-            </w:r>
-            <w:proofErr w:type="gramEnd"/>
-            <w:r>
-              <w:rPr>
-                <w:rFonts w:ascii="Times New Roman" w:hAnsi="Times New Roman" w:cs="Times New Roman"/>
-                <w:b/>
-                <w:sz w:val="26"/>
-                <w:szCs w:val="26"/>
-              </w:rPr>
-              <w:t>class | attr)</w:t>
+              <w:t>H(class | attr)</w:t>
             </w:r>
           </w:p>
         </w:tc>
@@ -21811,7 +22482,7 @@
     <w:p>
       <w:pPr>
         <w:spacing w:after="80"/>
-        <w:jc w:val="both"/>
+        <w:jc w:val="center"/>
         <w:rPr>
           <w:rFonts w:ascii="Times New Roman" w:hAnsi="Times New Roman" w:cs="Times New Roman"/>
           <w:sz w:val="26"/>
@@ -21841,7 +22512,7 @@
                     <pic:cNvPicPr/>
                   </pic:nvPicPr>
                   <pic:blipFill>
-                    <a:blip r:embed="rId17"/>
+                    <a:blip r:embed="rId20"/>
                     <a:stretch>
                       <a:fillRect/>
                     </a:stretch>
@@ -21878,7 +22549,25 @@
           <w:sz w:val="26"/>
           <w:szCs w:val="26"/>
         </w:rPr>
-        <w:t xml:space="preserve">Interpretation. </w:t>
+        <w:t>Interpretation</w:t>
+      </w:r>
+      <w:r>
+        <w:rPr>
+          <w:rFonts w:ascii="Times New Roman" w:hAnsi="Times New Roman" w:cs="Times New Roman"/>
+          <w:b/>
+          <w:sz w:val="26"/>
+          <w:szCs w:val="26"/>
+        </w:rPr>
+        <w:t>:</w:t>
+      </w:r>
+      <w:r>
+        <w:rPr>
+          <w:rFonts w:ascii="Times New Roman" w:hAnsi="Times New Roman" w:cs="Times New Roman"/>
+          <w:b/>
+          <w:sz w:val="26"/>
+          <w:szCs w:val="26"/>
+        </w:rPr>
+        <w:t xml:space="preserve"> </w:t>
       </w:r>
       <w:r>
         <w:rPr>
@@ -22810,7 +23499,25 @@
           <w:sz w:val="26"/>
           <w:szCs w:val="26"/>
         </w:rPr>
-        <w:t xml:space="preserve">Interpretation. </w:t>
+        <w:t>Interpretation</w:t>
+      </w:r>
+      <w:r>
+        <w:rPr>
+          <w:rFonts w:ascii="Times New Roman" w:hAnsi="Times New Roman" w:cs="Times New Roman"/>
+          <w:b/>
+          <w:sz w:val="26"/>
+          <w:szCs w:val="26"/>
+        </w:rPr>
+        <w:t>:</w:t>
+      </w:r>
+      <w:r>
+        <w:rPr>
+          <w:rFonts w:ascii="Times New Roman" w:hAnsi="Times New Roman" w:cs="Times New Roman"/>
+          <w:b/>
+          <w:sz w:val="26"/>
+          <w:szCs w:val="26"/>
+        </w:rPr>
+        <w:t xml:space="preserve"> </w:t>
       </w:r>
       <w:r>
         <w:rPr>
@@ -23892,7 +24599,7 @@
     <w:p>
       <w:pPr>
         <w:spacing w:after="80"/>
-        <w:jc w:val="both"/>
+        <w:jc w:val="center"/>
         <w:rPr>
           <w:rFonts w:ascii="Times New Roman" w:hAnsi="Times New Roman" w:cs="Times New Roman"/>
           <w:sz w:val="26"/>
@@ -23922,7 +24629,7 @@
                     <pic:cNvPicPr/>
                   </pic:nvPicPr>
                   <pic:blipFill>
-                    <a:blip r:embed="rId18"/>
+                    <a:blip r:embed="rId21"/>
                     <a:stretch>
                       <a:fillRect/>
                     </a:stretch>
@@ -23959,7 +24666,16 @@
           <w:sz w:val="26"/>
           <w:szCs w:val="26"/>
         </w:rPr>
-        <w:t xml:space="preserve">Interpretation. </w:t>
+        <w:t>Interpretation</w:t>
+      </w:r>
+      <w:r>
+        <w:rPr>
+          <w:rFonts w:ascii="Times New Roman" w:hAnsi="Times New Roman" w:cs="Times New Roman"/>
+          <w:b/>
+          <w:sz w:val="26"/>
+          <w:szCs w:val="26"/>
+        </w:rPr>
+        <w:t xml:space="preserve">: </w:t>
       </w:r>
       <w:r>
         <w:rPr>
@@ -23967,25 +24683,7 @@
           <w:sz w:val="26"/>
           <w:szCs w:val="26"/>
         </w:rPr>
-        <w:t xml:space="preserve">Sale price and original price are almost perfectly and positively correlated (r = 0.977, ρ = 0.994); this is mechanical since sale price = original price × (1 − discount) and discounts are modest, so it is not an interesting finding. Sale price has a strong positive relationship with RAM (r = 0.75, ρ = 0.86) and storage (r = 0.73, ρ = 0.74): larger memory is associated with higher prices, and the RAM rank correlation is stronger than the linear one because it is monotonic but not straight. RAM and storage are themselves strongly correlated (r = 0.72), so they contain overlapping information and a classifier would gain less from using both. Discount and sale price are essentially uncorrelated (r = -0.05, p = 0.35), matching the scatter plot in Section </w:t>
-      </w:r>
-      <w:proofErr w:type="gramStart"/>
-      <w:r>
-        <w:rPr>
-          <w:rFonts w:ascii="Times New Roman" w:hAnsi="Times New Roman" w:cs="Times New Roman"/>
-          <w:sz w:val="26"/>
-          <w:szCs w:val="26"/>
-        </w:rPr>
-        <w:t>3.3</w:t>
-      </w:r>
-      <w:proofErr w:type="gramEnd"/>
-      <w:r>
-        <w:rPr>
-          <w:rFonts w:ascii="Times New Roman" w:hAnsi="Times New Roman" w:cs="Times New Roman"/>
-          <w:sz w:val="26"/>
-          <w:szCs w:val="26"/>
-        </w:rPr>
-        <w:t>. Correlation does not imply causation: greater storage does not by itself make a phone expensive; RAM, storage and price all rise because they are set by the same product tier and brand positioning (and the RAM and storage results exclude Apple, whose RAM is missing).</w:t>
+        <w:t>The correlation between sale price and original price is nearly perfect and positive (r = 0.977, ρ = 0.994); this is a mathematical artifact as sale price = original price × (1 – discount), which is not an interesting result due to the small value of discounts. Sale price is highly positively correlated with RAM (r = 0.75, ρ = 0.86) and storage (r = 0.73, ρ = 0.74): the larger the amount of memory, the more expensive the device, and the rank correlation for RAM is higher than the linear correlation because it is monotonous but not linear. RAM and storage are themselves highly correlated (r = 0.72), therefore, they provide some redundant information, and a classifier will gain less by considering both of them. There is no correlation between discount and sale price (r = -0.05, p = 0.35), which matches the scatter plot of Section 3.3. Correlation does not indicate causality: storage cannot be the reason for high price on its own; RAM, storage and price increase together as they are determined by the same product tier and brand strategy (the latter is true also for RAM and storage due to excluding Apple, whose RAM is unavailable).</w:t>
       </w:r>
     </w:p>
     <w:p>
@@ -24007,7 +24705,25 @@
           <w:sz w:val="26"/>
           <w:szCs w:val="26"/>
         </w:rPr>
-        <w:t>7. Section 3.6 – Data Generalization and Summarization</w:t>
+        <w:t xml:space="preserve">7. Section 3.6 </w:t>
+      </w:r>
+      <w:r>
+        <w:rPr>
+          <w:rFonts w:ascii="Times New Roman" w:hAnsi="Times New Roman" w:cs="Times New Roman"/>
+          <w:color w:val="auto"/>
+          <w:sz w:val="26"/>
+          <w:szCs w:val="26"/>
+        </w:rPr>
+        <w:t>-</w:t>
+      </w:r>
+      <w:r>
+        <w:rPr>
+          <w:rFonts w:ascii="Times New Roman" w:hAnsi="Times New Roman" w:cs="Times New Roman"/>
+          <w:color w:val="auto"/>
+          <w:sz w:val="26"/>
+          <w:szCs w:val="26"/>
+        </w:rPr>
+        <w:t>Data Generalization and Summarization</w:t>
       </w:r>
       <w:bookmarkEnd w:id="29"/>
     </w:p>
@@ -24034,7 +24750,7 @@
       <w:pPr>
         <w:jc w:val="both"/>
         <w:rPr>
-          <w:rFonts w:ascii="Times New Roman" w:eastAsiaTheme="minorEastAsia" w:hAnsi="Times New Roman" w:cs="Times New Roman" w:hint="eastAsia"/>
+          <w:rFonts w:ascii="Times New Roman" w:eastAsiaTheme="minorEastAsia" w:hAnsi="Times New Roman" w:cs="Times New Roman"/>
           <w:sz w:val="26"/>
           <w:szCs w:val="26"/>
           <w:lang w:eastAsia="ja-JP"/>
@@ -24047,27 +24763,7 @@
           <w:szCs w:val="26"/>
           <w:lang w:eastAsia="ja-JP"/>
         </w:rPr>
-        <w:t xml:space="preserve">Generalization replaces detailed values by higher-level concepts using concept </w:t>
-      </w:r>
-      <w:proofErr w:type="gramStart"/>
-      <w:r>
-        <w:rPr>
-          <w:rFonts w:ascii="Times New Roman" w:eastAsiaTheme="minorEastAsia" w:hAnsi="Times New Roman" w:cs="Times New Roman"/>
-          <w:sz w:val="26"/>
-          <w:szCs w:val="26"/>
-          <w:lang w:eastAsia="ja-JP"/>
-        </w:rPr>
-        <w:t>hierarchies, and</w:t>
-      </w:r>
-      <w:proofErr w:type="gramEnd"/>
-      <w:r>
-        <w:rPr>
-          <w:rFonts w:ascii="Times New Roman" w:eastAsiaTheme="minorEastAsia" w:hAnsi="Times New Roman" w:cs="Times New Roman"/>
-          <w:sz w:val="26"/>
-          <w:szCs w:val="26"/>
-          <w:lang w:eastAsia="ja-JP"/>
-        </w:rPr>
-        <w:t xml:space="preserve"> summarizes the results via a data cube and attribute-oriented induction (AOI). Two hierarchies were built (Table 16 and Table 17): Product → Brand → Brand group (nominal) and Exact price → Price band → Price tier (numeric, business-defined with nested boundaries, Budget &lt; 5M, Mid-range 5–15M, Premium 15–30M, Flagship ≥ 30M VND). The hierarchy of price tiers is deliberately different from the tercile classes of Section 3.5, as it needs to be nested and understandable for business users, whereas classes were made to balance. Listings without a price form the member "On request".</w:t>
+        <w:t>Generalization replaces detailed values by higher-level concepts using concept hierarchies, and summarizes the results via a data cube and attribute-oriented induction (AOI). Two hierarchies were built (Table 16 and Table 17): Product → Brand → Brand group (nominal) and Exact price → Price band → Price tier (numeric, business-defined with nested boundaries, Budget &lt; 5M, Mid-range 5–15M, Premium 15–30M, Flagship ≥ 30M VND). The hierarchy of price tiers is deliberately different from the tercile classes of Section 3.5, as it needs to be nested and understandable for business users, whereas classes were made to balance. Listings without a price form the member "On request".</w:t>
       </w:r>
     </w:p>
     <w:p>
@@ -25488,7 +26184,25 @@
           <w:sz w:val="26"/>
           <w:szCs w:val="26"/>
         </w:rPr>
-        <w:t xml:space="preserve">Interpretation. </w:t>
+        <w:t>Interpretation</w:t>
+      </w:r>
+      <w:r>
+        <w:rPr>
+          <w:rFonts w:ascii="Times New Roman" w:hAnsi="Times New Roman" w:cs="Times New Roman"/>
+          <w:b/>
+          <w:sz w:val="26"/>
+          <w:szCs w:val="26"/>
+        </w:rPr>
+        <w:t>:</w:t>
+      </w:r>
+      <w:r>
+        <w:rPr>
+          <w:rFonts w:ascii="Times New Roman" w:hAnsi="Times New Roman" w:cs="Times New Roman"/>
+          <w:b/>
+          <w:sz w:val="26"/>
+          <w:szCs w:val="26"/>
+        </w:rPr>
+        <w:t xml:space="preserve"> </w:t>
       </w:r>
       <w:r>
         <w:rPr>
@@ -25496,7 +26210,7 @@
           <w:sz w:val="26"/>
           <w:szCs w:val="26"/>
         </w:rPr>
-        <w:t>Generalization compresses 1,018 products into 38 brands and 5 brand groups, and 217 distinct prices into 8 bands and 4 tiers (Tables 16–18). The tier sizes are reasonably balanced (Budget 97, Mid-range 145, Premium 84, Flagship 65), so the tiers are usable summary categories.</w:t>
+        <w:t>The generalization process allows for 1,018 products to be reduced to 38 brands and 5 brand classes; and 217 different prices to 8 price bands and 4 tiers (Tables 16-18). The four tiers have fairly equal sizes (Budget – 97, Mid-range – 145, Premium – 84, Flagship – 65).</w:t>
       </w:r>
     </w:p>
     <w:p>
@@ -29102,7 +29816,25 @@
           <w:sz w:val="26"/>
           <w:szCs w:val="26"/>
         </w:rPr>
-        <w:t xml:space="preserve">Interpretation. </w:t>
+        <w:t>Interpretation</w:t>
+      </w:r>
+      <w:r>
+        <w:rPr>
+          <w:rFonts w:ascii="Times New Roman" w:hAnsi="Times New Roman" w:cs="Times New Roman"/>
+          <w:b/>
+          <w:sz w:val="26"/>
+          <w:szCs w:val="26"/>
+        </w:rPr>
+        <w:t>:</w:t>
+      </w:r>
+      <w:r>
+        <w:rPr>
+          <w:rFonts w:ascii="Times New Roman" w:hAnsi="Times New Roman" w:cs="Times New Roman"/>
+          <w:b/>
+          <w:sz w:val="26"/>
+          <w:szCs w:val="26"/>
+        </w:rPr>
+        <w:t xml:space="preserve"> </w:t>
       </w:r>
       <w:r>
         <w:rPr>
@@ -29110,25 +29842,7 @@
           <w:sz w:val="26"/>
           <w:szCs w:val="26"/>
         </w:rPr>
-        <w:t xml:space="preserve">The cube shows the structure of the catalog </w:t>
-      </w:r>
-      <w:proofErr w:type="gramStart"/>
-      <w:r>
-        <w:rPr>
-          <w:rFonts w:ascii="Times New Roman" w:hAnsi="Times New Roman" w:cs="Times New Roman"/>
-          <w:sz w:val="26"/>
-          <w:szCs w:val="26"/>
-        </w:rPr>
-        <w:t>at a glance</w:t>
-      </w:r>
-      <w:proofErr w:type="gramEnd"/>
-      <w:r>
-        <w:rPr>
-          <w:rFonts w:ascii="Times New Roman" w:hAnsi="Times New Roman" w:cs="Times New Roman"/>
-          <w:sz w:val="26"/>
-          <w:szCs w:val="26"/>
-        </w:rPr>
-        <w:t>. Chinese brands dominate the number of listings (677 of 1,018) but 470 have no price and the priced are concentrated in the Budget and Mid-range tiers (175 listings). Apple has almost the opposite profile: only 79 listings, nearly all priced, and 73 of 79 in the Premium or Flagship tier with an average price of 37.3M VND and the lowest average discount of the large brands (10.4%). Samsung is spread from Mid-range to Flagship and Vietnamese brands are all Budget or unpriced. Drill down reveals that Apple tablets are discounted more on average (15.3% for flagship-tier tablets) than Apple phones (6.9%), a nuance hidden in the roll-up. A larger 3-D cuboid is given in Appendix B.</w:t>
+        <w:t>The cube presents the catalog structure immediately. While the Chinese brands are leading in terms of number of items (677 out of 1,018), 470 items are not priced and the priced items are mostly located in the Budget and Mid-range categories (175 listings). The Apple brand looks opposite – there are only 79 listings of it, most of them are priced, and 73 out of 79 belong to Premium and Flagship categories with the average price of 37.3M VND and the lowest average discount among large brands (10.4%). The Samsung brand varies from Mid-range to Flagship category and Vietnamese brands are only Budget and unpriced. When we drill down, we can see that Apple tablets are more discounted on average (15.3% for flagship-tier tablets) than Apple phones (6.9%). This detail is not visible when rolled up.</w:t>
       </w:r>
     </w:p>
     <w:p>
@@ -29165,7 +29879,23 @@
           <w:sz w:val="26"/>
           <w:szCs w:val="26"/>
         </w:rPr>
-        <w:t>AOI was run on all 1,018 listings. Steps: (1) start from the product-level relation; (2) remove the attribute name (about 1,018 distinct values and no concept hierarchy; URL was removed for the same reason); (3) generalize each remaining attribute along its hierarchy – brand → brand group, price → price tier, storage → storage class (Small ≤128 GB / Large ≥256 GB / Unknown), connectivity → network (Cellular / Wifi / Unspecified); (4) merge identical generalized tuples and accumulate the count (t-weight = count / 1,018); (5) repeat generalization until the relation is small enough to read. The number of distinct tuples falls as follows.</w:t>
+        <w:t xml:space="preserve">AOI was run on all 1,018 listings. Steps: (1) start from the product-level relation; (2) remove the attribute name (about 1,018 distinct values and no concept hierarchy; URL was removed for the same reason); (3) generalize each remaining attribute along its hierarchy </w:t>
+      </w:r>
+      <w:r>
+        <w:rPr>
+          <w:rFonts w:ascii="Times New Roman" w:hAnsi="Times New Roman" w:cs="Times New Roman"/>
+          <w:sz w:val="26"/>
+          <w:szCs w:val="26"/>
+        </w:rPr>
+        <w:t>-</w:t>
+      </w:r>
+      <w:r>
+        <w:rPr>
+          <w:rFonts w:ascii="Times New Roman" w:hAnsi="Times New Roman" w:cs="Times New Roman"/>
+          <w:sz w:val="26"/>
+          <w:szCs w:val="26"/>
+        </w:rPr>
+        <w:t>brand → brand group, price → price tier, storage → storage class (Small ≤128 GB / Large ≥256 GB / Unknown), connectivity → network (Cellular / Wifi / Unspecified); (4) merge identical generalized tuples and accumulate the count (t-weight = count / 1,018); (5) repeat generalization until the relation is small enough to read. The number of distinct tuples falls as follows.</w:t>
       </w:r>
     </w:p>
     <w:p>
@@ -29528,25 +30258,7 @@
                 <w:sz w:val="26"/>
                 <w:szCs w:val="26"/>
               </w:rPr>
-              <w:t xml:space="preserve">After merging brands </w:t>
-            </w:r>
-            <w:proofErr w:type="gramStart"/>
-            <w:r>
-              <w:rPr>
-                <w:rFonts w:ascii="Times New Roman" w:hAnsi="Times New Roman" w:cs="Times New Roman"/>
-                <w:sz w:val="26"/>
-                <w:szCs w:val="26"/>
-              </w:rPr>
-              <w:t>to</w:t>
-            </w:r>
-            <w:proofErr w:type="gramEnd"/>
-            <w:r>
-              <w:rPr>
-                <w:rFonts w:ascii="Times New Roman" w:hAnsi="Times New Roman" w:cs="Times New Roman"/>
-                <w:sz w:val="26"/>
-                <w:szCs w:val="26"/>
-              </w:rPr>
-              <w:t xml:space="preserve"> Apple / Samsung / Other and tiers to Mass-market / High-end</w:t>
+              <w:t>After merging brands to Apple / Samsung / Other and tiers to Mass-market / High-end</w:t>
             </w:r>
           </w:p>
         </w:tc>
@@ -32032,7 +32744,23 @@
           <w:sz w:val="26"/>
           <w:szCs w:val="26"/>
         </w:rPr>
-        <w:t>The generalized relation can be expressed as characteristic rules: (a) 52.2% of all listings are phones from brands other than Apple and Samsung whose price is shown only on request; (b) 20.4% are non-Apple, non-Samsung phones or tablets priced below 15M VND – the typical priced product; (c) 73 of Apple's 77 priced listings (95%) are high-end (≥ 15M VND), against 42 of Samsung's 72 (58%); (d) Apple listings are almost all high-end, in both phones (32) and tablets (41).</w:t>
+        <w:t xml:space="preserve">The generalized relation can be expressed as characteristic rules: (a) 52.2% of all listings are phones from brands other than Apple and Samsung whose price is shown only on request; (b) 20.4% are non-Apple, non-Samsung phones or tablets priced below 15M VND </w:t>
+      </w:r>
+      <w:r>
+        <w:rPr>
+          <w:rFonts w:ascii="Times New Roman" w:hAnsi="Times New Roman" w:cs="Times New Roman"/>
+          <w:sz w:val="26"/>
+          <w:szCs w:val="26"/>
+        </w:rPr>
+        <w:t>-</w:t>
+      </w:r>
+      <w:r>
+        <w:rPr>
+          <w:rFonts w:ascii="Times New Roman" w:hAnsi="Times New Roman" w:cs="Times New Roman"/>
+          <w:sz w:val="26"/>
+          <w:szCs w:val="26"/>
+        </w:rPr>
+        <w:t>the typical priced product; (c) 73 of Apple's 77 priced listings (95%) are high-end (≥ 15M VND), against 42 of Samsung's 72 (58%); (d) Apple listings are almost all high-end, in both phones (32) and tablets (41).</w:t>
       </w:r>
     </w:p>
     <w:p>
@@ -32076,7 +32804,25 @@
           <w:sz w:val="26"/>
           <w:szCs w:val="26"/>
         </w:rPr>
-        <w:t xml:space="preserve">Information lost. </w:t>
+        <w:t>Information lost</w:t>
+      </w:r>
+      <w:r>
+        <w:rPr>
+          <w:rFonts w:ascii="Times New Roman" w:hAnsi="Times New Roman" w:cs="Times New Roman"/>
+          <w:b/>
+          <w:sz w:val="26"/>
+          <w:szCs w:val="26"/>
+        </w:rPr>
+        <w:t>:</w:t>
+      </w:r>
+      <w:r>
+        <w:rPr>
+          <w:rFonts w:ascii="Times New Roman" w:hAnsi="Times New Roman" w:cs="Times New Roman"/>
+          <w:b/>
+          <w:sz w:val="26"/>
+          <w:szCs w:val="26"/>
+        </w:rPr>
+        <w:t xml:space="preserve"> </w:t>
       </w:r>
       <w:r>
         <w:rPr>
@@ -32084,25 +32830,7 @@
           <w:sz w:val="26"/>
           <w:szCs w:val="26"/>
         </w:rPr>
-        <w:t xml:space="preserve">The exact prices, individual models and their storage/RAM configurations are lost: an iPhone 17 Pro 256 GB phone at 31.99M and a Galaxy Z Fold7 at 40.99M phone will both turn into a "Premium/Flagship" category; two Chinese-brand budget phones with different chipsets will become the same tuple. The within-tiers spread is </w:t>
-      </w:r>
-      <w:proofErr w:type="gramStart"/>
-      <w:r>
-        <w:rPr>
-          <w:rFonts w:ascii="Times New Roman" w:hAnsi="Times New Roman" w:cs="Times New Roman"/>
-          <w:sz w:val="26"/>
-          <w:szCs w:val="26"/>
-        </w:rPr>
-        <w:t>collapsed,</w:t>
-      </w:r>
-      <w:proofErr w:type="gramEnd"/>
-      <w:r>
-        <w:rPr>
-          <w:rFonts w:ascii="Times New Roman" w:hAnsi="Times New Roman" w:cs="Times New Roman"/>
-          <w:sz w:val="26"/>
-          <w:szCs w:val="26"/>
-        </w:rPr>
-        <w:t xml:space="preserve"> hence a price tier cannot demonstrate that "Flagship" phones' prices vary from 30-81M. There are also boundary effects: a 14.9M priced phone is "Mid-range", while a 15.0M priced phone is "Premium". The merging of brands into "Other brands" category destroys any differentiation between Xiaomi, OPPO and Honor, while using the "Unknown" storage as a category confuses missing data with a real class. AOI only reports counts, hence averaging operations (e.g. discount) are no longer available in the final relation.</w:t>
+        <w:t>The exact prices, individual models and their storage/RAM configurations are lost: an iPhone 17 Pro 256 GB phone at 31.99M and a Galaxy Z Fold7 at 40.99M phone will both turn into a "Premium/Flagship" category; two Chinese-brand budget phones with different chipsets will become the same tuple. The within-tiers spread is collapsed, hence a price tier cannot demonstrate that "Flagship" phones' prices vary from 30-81M. There are also boundary effects: a 14.9M priced phone is "Mid-range", while a 15.0M priced phone is "Premium". The merging of brands into "Other brands" category destroys any differentiation between Xiaomi, OPPO and Honor, while using the "Unknown" storage as a category confuses missing data with a real class. AOI only reports counts, hence averaging operations (e.g. discount) are no longer available in the final relation.</w:t>
       </w:r>
     </w:p>
     <w:p>
@@ -32127,7 +32855,25 @@
           <w:sz w:val="26"/>
           <w:szCs w:val="26"/>
         </w:rPr>
-        <w:t xml:space="preserve">Analytical benefits. </w:t>
+        <w:t>Analytical benefits</w:t>
+      </w:r>
+      <w:r>
+        <w:rPr>
+          <w:rFonts w:ascii="Times New Roman" w:hAnsi="Times New Roman" w:cs="Times New Roman"/>
+          <w:b/>
+          <w:sz w:val="26"/>
+          <w:szCs w:val="26"/>
+        </w:rPr>
+        <w:t>:</w:t>
+      </w:r>
+      <w:r>
+        <w:rPr>
+          <w:rFonts w:ascii="Times New Roman" w:hAnsi="Times New Roman" w:cs="Times New Roman"/>
+          <w:b/>
+          <w:sz w:val="26"/>
+          <w:szCs w:val="26"/>
+        </w:rPr>
+        <w:t xml:space="preserve"> </w:t>
       </w:r>
       <w:r>
         <w:rPr>
@@ -32166,7 +32912,7 @@
         <w:pStyle w:val="ListBullet"/>
         <w:numPr>
           <w:ilvl w:val="0"/>
-          <w:numId w:val="11"/>
+          <w:numId w:val="0"/>
         </w:numPr>
         <w:spacing w:after="60"/>
         <w:jc w:val="both"/>
@@ -32179,37 +32925,11 @@
       <w:r>
         <w:rPr>
           <w:rFonts w:ascii="Times New Roman" w:hAnsi="Times New Roman" w:cs="Times New Roman"/>
-          <w:b/>
+          <w:bCs/>
           <w:sz w:val="26"/>
           <w:szCs w:val="26"/>
         </w:rPr>
-        <w:t xml:space="preserve">Data limitation comes first. </w:t>
-      </w:r>
-      <w:r>
-        <w:rPr>
-          <w:rFonts w:ascii="Times New Roman" w:hAnsi="Times New Roman" w:cs="Times New Roman"/>
-          <w:sz w:val="26"/>
-          <w:szCs w:val="26"/>
-        </w:rPr>
-        <w:t xml:space="preserve">Only 391 of 1,018 listings (38%) have a price. Missing prices are structural ("contact" listings) and concentrated </w:t>
-      </w:r>
-      <w:proofErr w:type="gramStart"/>
-      <w:r>
-        <w:rPr>
-          <w:rFonts w:ascii="Times New Roman" w:hAnsi="Times New Roman" w:cs="Times New Roman"/>
-          <w:sz w:val="26"/>
-          <w:szCs w:val="26"/>
-        </w:rPr>
-        <w:t>in</w:t>
-      </w:r>
-      <w:proofErr w:type="gramEnd"/>
-      <w:r>
-        <w:rPr>
-          <w:rFonts w:ascii="Times New Roman" w:hAnsi="Times New Roman" w:cs="Times New Roman"/>
-          <w:sz w:val="26"/>
-          <w:szCs w:val="26"/>
-        </w:rPr>
-        <w:t xml:space="preserve"> phones and certain brands, so conclusions on price describe the priced part of the catalogue. Collecting stock status and specifications (RAM, chipset, screen, release date) would improve the next stage.</w:t>
+        <w:t>First of all, there is the data limitation. Only 391 out of 1,018 offers (38%) have prices. Nonexistence of price is due to the structure ("contact") of those entries as well as their concentration in phones and particular brands, which means that any conclusions about price concern the priced portion of the catalog only. Collecting the information on stock status and technical specifications (RAM, chipset, screen, release date) would be beneficial for the next step.</w:t>
       </w:r>
     </w:p>
     <w:p>
@@ -32217,7 +32937,7 @@
         <w:pStyle w:val="ListBullet"/>
         <w:numPr>
           <w:ilvl w:val="0"/>
-          <w:numId w:val="11"/>
+          <w:numId w:val="0"/>
         </w:numPr>
         <w:spacing w:after="60"/>
         <w:jc w:val="both"/>
@@ -32230,19 +32950,11 @@
       <w:r>
         <w:rPr>
           <w:rFonts w:ascii="Times New Roman" w:hAnsi="Times New Roman" w:cs="Times New Roman"/>
-          <w:b/>
+          <w:bCs/>
           <w:sz w:val="26"/>
           <w:szCs w:val="26"/>
         </w:rPr>
-        <w:t xml:space="preserve">Price is right-skewed and two-segmented. </w:t>
-      </w:r>
-      <w:r>
-        <w:rPr>
-          <w:rFonts w:ascii="Times New Roman" w:hAnsi="Times New Roman" w:cs="Times New Roman"/>
-          <w:sz w:val="26"/>
-          <w:szCs w:val="26"/>
-        </w:rPr>
-        <w:t>Median 10.3M VND against mean 16.7M; the histogram on a log scale shows mass-market and premium segments, and the 18 high outliers are genuine flagship products.</w:t>
+        <w:t>Price is skewed to the right and bi-modal. The median price is 10.3M VND while the mean is 16.7M; the price distribution histogram on a logarithmic scale has two modes representing mass market and premium markets, while the 18 high-priced outliers are really flagships.</w:t>
       </w:r>
     </w:p>
     <w:p>
@@ -32250,9 +32962,62 @@
         <w:pStyle w:val="ListBullet"/>
         <w:numPr>
           <w:ilvl w:val="0"/>
-          <w:numId w:val="11"/>
+          <w:numId w:val="0"/>
         </w:numPr>
         <w:spacing w:after="60"/>
+        <w:jc w:val="both"/>
+        <w:rPr>
+          <w:rFonts w:ascii="Times New Roman" w:hAnsi="Times New Roman" w:cs="Times New Roman"/>
+          <w:bCs/>
+          <w:sz w:val="26"/>
+          <w:szCs w:val="26"/>
+        </w:rPr>
+      </w:pPr>
+      <w:r>
+        <w:rPr>
+          <w:rFonts w:ascii="Times New Roman" w:hAnsi="Times New Roman" w:cs="Times New Roman"/>
+          <w:bCs/>
+          <w:sz w:val="26"/>
+          <w:szCs w:val="26"/>
+        </w:rPr>
+        <w:t>Price is influenced by brand and capacity. The median price of an Apple product is five times that of a Chinese product; price increases rapidly with capacity (6.3 million at 128 GB to 54 million at 2 TB). Brand group, RAM, storage, and connectivity have high information gain, while price is very much dependent on brand group, storage group, and connectivity.</w:t>
+      </w:r>
+    </w:p>
+    <w:p>
+      <w:pPr>
+        <w:pStyle w:val="ListBullet"/>
+        <w:numPr>
+          <w:ilvl w:val="0"/>
+          <w:numId w:val="0"/>
+        </w:numPr>
+        <w:spacing w:after="60"/>
+        <w:ind w:left="360"/>
+        <w:jc w:val="both"/>
+        <w:rPr>
+          <w:rFonts w:ascii="Times New Roman" w:hAnsi="Times New Roman" w:cs="Times New Roman"/>
+          <w:sz w:val="26"/>
+          <w:szCs w:val="26"/>
+        </w:rPr>
+      </w:pPr>
+      <w:bookmarkStart w:id="36" w:name="_Toc242222035"/>
+      <w:r>
+        <w:rPr>
+          <w:rFonts w:ascii="Times New Roman" w:hAnsi="Times New Roman" w:cs="Times New Roman"/>
+          <w:sz w:val="26"/>
+          <w:szCs w:val="26"/>
+        </w:rPr>
+        <w:t>Discount is not dependent on price level. Discount is not related to sale price (r = -0.05); Samsung gives the highest average discount and Apple gives the lowest. It is because it depends on the campaign, but not on the product itself, and thus it distorted the similarity analysis (A17 vs Redmi Note 14).</w:t>
+      </w:r>
+    </w:p>
+    <w:p>
+      <w:pPr>
+        <w:pStyle w:val="ListBullet"/>
+        <w:numPr>
+          <w:ilvl w:val="0"/>
+          <w:numId w:val="0"/>
+        </w:numPr>
+        <w:spacing w:after="60"/>
+        <w:ind w:left="360"/>
         <w:jc w:val="both"/>
         <w:rPr>
           <w:rFonts w:ascii="Times New Roman" w:hAnsi="Times New Roman" w:cs="Times New Roman"/>
@@ -32263,19 +33028,10 @@
       <w:r>
         <w:rPr>
           <w:rFonts w:ascii="Times New Roman" w:hAnsi="Times New Roman" w:cs="Times New Roman"/>
-          <w:b/>
           <w:sz w:val="26"/>
           <w:szCs w:val="26"/>
         </w:rPr>
-        <w:t xml:space="preserve">Brand and capacity drive price. </w:t>
-      </w:r>
-      <w:r>
-        <w:rPr>
-          <w:rFonts w:ascii="Times New Roman" w:hAnsi="Times New Roman" w:cs="Times New Roman"/>
-          <w:sz w:val="26"/>
-          <w:szCs w:val="26"/>
-        </w:rPr>
-        <w:t>Apple's median price is about five times that of Chinese brands; price rises steeply with storage (6.3M at 128 GB to 54M at 2 TB); RAM, storage and brand group have the highest information gain, and price level is significantly dependent on brand group, storage tier and connectivity (large effects) but not clearly on phone-vs-tablet.</w:t>
+        <w:t>Methodological takeaways. Equal frequency binning provided balanced classes (entropy 1.585 bits) in contrast with equal width binning; Spearman coefficient would have been more appropriate for skewed prices instead of Pearson; information gain should be interpreted in conjunction with gain ratio and with the effect of "Unknown" values; and finally correlation (for example storage and price) implies only association, not causality.</w:t>
       </w:r>
     </w:p>
     <w:p>
@@ -32283,61 +33039,28 @@
         <w:pStyle w:val="ListBullet"/>
         <w:numPr>
           <w:ilvl w:val="0"/>
-          <w:numId w:val="11"/>
+          <w:numId w:val="0"/>
         </w:numPr>
         <w:spacing w:after="60"/>
+        <w:ind w:left="360"/>
         <w:jc w:val="both"/>
         <w:rPr>
           <w:rFonts w:ascii="Times New Roman" w:hAnsi="Times New Roman" w:cs="Times New Roman"/>
+          <w:b/>
+          <w:bCs/>
           <w:sz w:val="26"/>
           <w:szCs w:val="26"/>
         </w:rPr>
       </w:pPr>
-      <w:proofErr w:type="gramStart"/>
       <w:r>
         <w:rPr>
           <w:rFonts w:ascii="Times New Roman" w:hAnsi="Times New Roman" w:cs="Times New Roman"/>
           <w:b/>
+          <w:bCs/>
           <w:sz w:val="26"/>
           <w:szCs w:val="26"/>
         </w:rPr>
-        <w:t>Discount is</w:t>
-      </w:r>
-      <w:proofErr w:type="gramEnd"/>
-      <w:r>
-        <w:rPr>
-          <w:rFonts w:ascii="Times New Roman" w:hAnsi="Times New Roman" w:cs="Times New Roman"/>
-          <w:b/>
-          <w:sz w:val="26"/>
-          <w:szCs w:val="26"/>
-        </w:rPr>
-        <w:t xml:space="preserve"> independent of price level. </w:t>
-      </w:r>
-      <w:r>
-        <w:rPr>
-          <w:rFonts w:ascii="Times New Roman" w:hAnsi="Times New Roman" w:cs="Times New Roman"/>
-          <w:sz w:val="26"/>
-          <w:szCs w:val="26"/>
-        </w:rPr>
-        <w:t xml:space="preserve">Discount is unrelated to sale price (r = -0.05); Samsung discounts most on average and Apple least. Because it reflects campaigns rather than the product, it distorted the similarity analysis (A17 vs Redmi Note 14) and should be </w:t>
-      </w:r>
-      <w:proofErr w:type="gramStart"/>
-      <w:r>
-        <w:rPr>
-          <w:rFonts w:ascii="Times New Roman" w:hAnsi="Times New Roman" w:cs="Times New Roman"/>
-          <w:sz w:val="26"/>
-          <w:szCs w:val="26"/>
-        </w:rPr>
-        <w:t>down-weighted</w:t>
-      </w:r>
-      <w:proofErr w:type="gramEnd"/>
-      <w:r>
-        <w:rPr>
-          <w:rFonts w:ascii="Times New Roman" w:hAnsi="Times New Roman" w:cs="Times New Roman"/>
-          <w:sz w:val="26"/>
-          <w:szCs w:val="26"/>
-        </w:rPr>
-        <w:t xml:space="preserve"> in product comparison.</w:t>
+        <w:t>Conclusion overview.</w:t>
       </w:r>
     </w:p>
     <w:p>
@@ -32345,9 +33068,10 @@
         <w:pStyle w:val="ListBullet"/>
         <w:numPr>
           <w:ilvl w:val="0"/>
-          <w:numId w:val="11"/>
+          <w:numId w:val="0"/>
         </w:numPr>
         <w:spacing w:after="60"/>
+        <w:ind w:left="360"/>
         <w:jc w:val="both"/>
         <w:rPr>
           <w:rFonts w:ascii="Times New Roman" w:hAnsi="Times New Roman" w:cs="Times New Roman"/>
@@ -32358,19 +33082,10 @@
       <w:r>
         <w:rPr>
           <w:rFonts w:ascii="Times New Roman" w:hAnsi="Times New Roman" w:cs="Times New Roman"/>
-          <w:b/>
           <w:sz w:val="26"/>
           <w:szCs w:val="26"/>
         </w:rPr>
-        <w:t xml:space="preserve">Methodological lessons. </w:t>
-      </w:r>
-      <w:r>
-        <w:rPr>
-          <w:rFonts w:ascii="Times New Roman" w:hAnsi="Times New Roman" w:cs="Times New Roman"/>
-          <w:sz w:val="26"/>
-          <w:szCs w:val="26"/>
-        </w:rPr>
-        <w:t>Equal-frequency discretisation gave a balanced class (entropy 1.585 bits) where equal-width did not; Spearman was more suitable than Pearson for skewed price; information gain should be read together with gain ratio and with the effect of "Unknown" categories; and correlation (for example storage vs price) shows association, not causation.</w:t>
+        <w:t>The generalized formula reveals that the majority of items in the catalog are not Apple or Samsung phones without any publicly available price, and the typical product is a non-premium phone/tablet under 15M VND, while Apple is all high end.</w:t>
       </w:r>
     </w:p>
     <w:p>
@@ -32378,12 +33093,32 @@
         <w:pStyle w:val="ListBullet"/>
         <w:numPr>
           <w:ilvl w:val="0"/>
-          <w:numId w:val="11"/>
+          <w:numId w:val="0"/>
         </w:numPr>
         <w:spacing w:after="60"/>
+        <w:ind w:left="360" w:hanging="360"/>
         <w:jc w:val="both"/>
         <w:rPr>
           <w:rFonts w:ascii="Times New Roman" w:hAnsi="Times New Roman" w:cs="Times New Roman"/>
+          <w:sz w:val="26"/>
+          <w:szCs w:val="26"/>
+        </w:rPr>
+      </w:pPr>
+    </w:p>
+    <w:p>
+      <w:pPr>
+        <w:pStyle w:val="ListBullet"/>
+        <w:numPr>
+          <w:ilvl w:val="0"/>
+          <w:numId w:val="0"/>
+        </w:numPr>
+        <w:spacing w:after="60"/>
+        <w:ind w:left="360" w:hanging="360"/>
+        <w:jc w:val="both"/>
+        <w:rPr>
+          <w:rFonts w:ascii="Times New Roman" w:hAnsi="Times New Roman" w:cs="Times New Roman"/>
+          <w:b/>
+          <w:bCs/>
           <w:sz w:val="26"/>
           <w:szCs w:val="26"/>
         </w:rPr>
@@ -32392,40 +33127,31 @@
         <w:rPr>
           <w:rFonts w:ascii="Times New Roman" w:hAnsi="Times New Roman" w:cs="Times New Roman"/>
           <w:b/>
+          <w:bCs/>
           <w:sz w:val="26"/>
           <w:szCs w:val="26"/>
         </w:rPr>
-        <w:t xml:space="preserve">Summary view. </w:t>
+        <w:t xml:space="preserve">Appendix A </w:t>
       </w:r>
       <w:r>
         <w:rPr>
           <w:rFonts w:ascii="Times New Roman" w:hAnsi="Times New Roman" w:cs="Times New Roman"/>
+          <w:b/>
+          <w:bCs/>
           <w:sz w:val="26"/>
           <w:szCs w:val="26"/>
         </w:rPr>
-        <w:t>The generalized relation shows that over half of the catalogue is non-Apple/Samsung phones without a public price, that the typical priced product is a non-premium phone or tablet below 15M VND, and that Apple is almost entirely high-end.</w:t>
+        <w:t xml:space="preserve">- </w:t>
       </w:r>
-    </w:p>
-    <w:p>
-      <w:pPr>
-        <w:pStyle w:val="Heading1"/>
-        <w:jc w:val="both"/>
+      <w:r>
         <w:rPr>
           <w:rFonts w:ascii="Times New Roman" w:hAnsi="Times New Roman" w:cs="Times New Roman"/>
-          <w:color w:val="auto"/>
+          <w:b/>
+          <w:bCs/>
           <w:sz w:val="26"/>
           <w:szCs w:val="26"/>
         </w:rPr>
-      </w:pPr>
-      <w:bookmarkStart w:id="36" w:name="_Toc242222035"/>
-      <w:r>
-        <w:rPr>
-          <w:rFonts w:ascii="Times New Roman" w:hAnsi="Times New Roman" w:cs="Times New Roman"/>
-          <w:color w:val="auto"/>
-          <w:sz w:val="26"/>
-          <w:szCs w:val="26"/>
-        </w:rPr>
-        <w:t>Appendix A – Code and Reproducibility</w:t>
+        <w:t>Code and Reproducibility</w:t>
       </w:r>
       <w:bookmarkEnd w:id="36"/>
     </w:p>
@@ -32477,7 +33203,7 @@
           <w:szCs w:val="26"/>
         </w:rPr>
       </w:pPr>
-      <w:hyperlink r:id="rId19" w:history="1">
+      <w:hyperlink r:id="rId22" w:history="1">
         <w:r>
           <w:rPr>
             <w:rStyle w:val="Hyperlink"/>
@@ -32521,7 +33247,23 @@
           <w:sz w:val="26"/>
           <w:szCs w:val="26"/>
         </w:rPr>
-        <w:t>Python 3.12; pandas, NumPy, SciPy (chi2_contingency, pearsonr, spearmanr, skew), Matplotlib, seaborn. Random seed 42 is used only for the horizontal jitter in Figure 6.</w:t>
+        <w:t>Python 3.12</w:t>
+      </w:r>
+      <w:r>
+        <w:rPr>
+          <w:rFonts w:ascii="Times New Roman" w:hAnsi="Times New Roman" w:cs="Times New Roman"/>
+          <w:sz w:val="26"/>
+          <w:szCs w:val="26"/>
+        </w:rPr>
+        <w:t>.3</w:t>
+      </w:r>
+      <w:r>
+        <w:rPr>
+          <w:rFonts w:ascii="Times New Roman" w:hAnsi="Times New Roman" w:cs="Times New Roman"/>
+          <w:sz w:val="26"/>
+          <w:szCs w:val="26"/>
+        </w:rPr>
+        <w:t>; pandas, NumPy, SciPy (chi2_contingency, pearsonr, spearmanr, skew), Matplotlib, seaborn. Random seed 42 is used only for the horizontal jitter in Figure 6.</w:t>
       </w:r>
     </w:p>
     <w:p>
@@ -32543,7 +33285,25 @@
           <w:sz w:val="26"/>
           <w:szCs w:val="26"/>
         </w:rPr>
-        <w:t>Appendix B – Additional Results</w:t>
+        <w:t xml:space="preserve">Appendix B </w:t>
+      </w:r>
+      <w:r>
+        <w:rPr>
+          <w:rFonts w:ascii="Times New Roman" w:hAnsi="Times New Roman" w:cs="Times New Roman"/>
+          <w:color w:val="auto"/>
+          <w:sz w:val="26"/>
+          <w:szCs w:val="26"/>
+        </w:rPr>
+        <w:t>-</w:t>
+      </w:r>
+      <w:r>
+        <w:rPr>
+          <w:rFonts w:ascii="Times New Roman" w:hAnsi="Times New Roman" w:cs="Times New Roman"/>
+          <w:color w:val="auto"/>
+          <w:sz w:val="26"/>
+          <w:szCs w:val="26"/>
+        </w:rPr>
+        <w:t>Additional Results</w:t>
       </w:r>
       <w:bookmarkEnd w:id="37"/>
     </w:p>
@@ -37556,7 +38316,7 @@
       </w:r>
     </w:p>
     <w:sectPr>
-      <w:footerReference w:type="default" r:id="rId20"/>
+      <w:footerReference w:type="default" r:id="rId23"/>
       <w:pgSz w:w="11906" w:h="16838"/>
       <w:pgMar w:top="1134" w:right="1247" w:bottom="1134" w:left="1247" w:header="720" w:footer="720" w:gutter="0"/>
       <w:cols w:space="720"/>
@@ -37825,7 +38585,7 @@
   <w:abstractNum w:abstractNumId="8" w15:restartNumberingAfterBreak="0">
     <w:nsid w:val="FFFFFF89"/>
     <w:multiLevelType w:val="singleLevel"/>
-    <w:tmpl w:val="72B2801E"/>
+    <w:tmpl w:val="B1243ADC"/>
     <w:lvl w:ilvl="0">
       <w:start w:val="1"/>
       <w:numFmt w:val="bullet"/>
@@ -38070,6 +38830,119 @@
     </w:lvl>
   </w:abstractNum>
   <w:abstractNum w:abstractNumId="11" w15:restartNumberingAfterBreak="0">
+    <w:nsid w:val="44A2447B"/>
+    <w:multiLevelType w:val="hybridMultilevel"/>
+    <w:tmpl w:val="AB2ADB8E"/>
+    <w:lvl w:ilvl="0" w:tplc="08090001">
+      <w:start w:val="1"/>
+      <w:numFmt w:val="bullet"/>
+      <w:lvlText w:val=""/>
+      <w:lvlJc w:val="left"/>
+      <w:pPr>
+        <w:ind w:left="720" w:hanging="360"/>
+      </w:pPr>
+      <w:rPr>
+        <w:rFonts w:ascii="Symbol" w:hAnsi="Symbol" w:hint="default"/>
+      </w:rPr>
+    </w:lvl>
+    <w:lvl w:ilvl="1" w:tplc="08090003" w:tentative="1">
+      <w:start w:val="1"/>
+      <w:numFmt w:val="bullet"/>
+      <w:lvlText w:val="o"/>
+      <w:lvlJc w:val="left"/>
+      <w:pPr>
+        <w:ind w:left="1440" w:hanging="360"/>
+      </w:pPr>
+      <w:rPr>
+        <w:rFonts w:ascii="Courier New" w:hAnsi="Courier New" w:cs="Courier New" w:hint="default"/>
+      </w:rPr>
+    </w:lvl>
+    <w:lvl w:ilvl="2" w:tplc="08090005" w:tentative="1">
+      <w:start w:val="1"/>
+      <w:numFmt w:val="bullet"/>
+      <w:lvlText w:val=""/>
+      <w:lvlJc w:val="left"/>
+      <w:pPr>
+        <w:ind w:left="2160" w:hanging="360"/>
+      </w:pPr>
+      <w:rPr>
+        <w:rFonts w:ascii="Wingdings" w:hAnsi="Wingdings" w:hint="default"/>
+      </w:rPr>
+    </w:lvl>
+    <w:lvl w:ilvl="3" w:tplc="08090001" w:tentative="1">
+      <w:start w:val="1"/>
+      <w:numFmt w:val="bullet"/>
+      <w:lvlText w:val=""/>
+      <w:lvlJc w:val="left"/>
+      <w:pPr>
+        <w:ind w:left="2880" w:hanging="360"/>
+      </w:pPr>
+      <w:rPr>
+        <w:rFonts w:ascii="Symbol" w:hAnsi="Symbol" w:hint="default"/>
+      </w:rPr>
+    </w:lvl>
+    <w:lvl w:ilvl="4" w:tplc="08090003" w:tentative="1">
+      <w:start w:val="1"/>
+      <w:numFmt w:val="bullet"/>
+      <w:lvlText w:val="o"/>
+      <w:lvlJc w:val="left"/>
+      <w:pPr>
+        <w:ind w:left="3600" w:hanging="360"/>
+      </w:pPr>
+      <w:rPr>
+        <w:rFonts w:ascii="Courier New" w:hAnsi="Courier New" w:cs="Courier New" w:hint="default"/>
+      </w:rPr>
+    </w:lvl>
+    <w:lvl w:ilvl="5" w:tplc="08090005" w:tentative="1">
+      <w:start w:val="1"/>
+      <w:numFmt w:val="bullet"/>
+      <w:lvlText w:val=""/>
+      <w:lvlJc w:val="left"/>
+      <w:pPr>
+        <w:ind w:left="4320" w:hanging="360"/>
+      </w:pPr>
+      <w:rPr>
+        <w:rFonts w:ascii="Wingdings" w:hAnsi="Wingdings" w:hint="default"/>
+      </w:rPr>
+    </w:lvl>
+    <w:lvl w:ilvl="6" w:tplc="08090001" w:tentative="1">
+      <w:start w:val="1"/>
+      <w:numFmt w:val="bullet"/>
+      <w:lvlText w:val=""/>
+      <w:lvlJc w:val="left"/>
+      <w:pPr>
+        <w:ind w:left="5040" w:hanging="360"/>
+      </w:pPr>
+      <w:rPr>
+        <w:rFonts w:ascii="Symbol" w:hAnsi="Symbol" w:hint="default"/>
+      </w:rPr>
+    </w:lvl>
+    <w:lvl w:ilvl="7" w:tplc="08090003" w:tentative="1">
+      <w:start w:val="1"/>
+      <w:numFmt w:val="bullet"/>
+      <w:lvlText w:val="o"/>
+      <w:lvlJc w:val="left"/>
+      <w:pPr>
+        <w:ind w:left="5760" w:hanging="360"/>
+      </w:pPr>
+      <w:rPr>
+        <w:rFonts w:ascii="Courier New" w:hAnsi="Courier New" w:cs="Courier New" w:hint="default"/>
+      </w:rPr>
+    </w:lvl>
+    <w:lvl w:ilvl="8" w:tplc="08090005" w:tentative="1">
+      <w:start w:val="1"/>
+      <w:numFmt w:val="bullet"/>
+      <w:lvlText w:val=""/>
+      <w:lvlJc w:val="left"/>
+      <w:pPr>
+        <w:ind w:left="6480" w:hanging="360"/>
+      </w:pPr>
+      <w:rPr>
+        <w:rFonts w:ascii="Wingdings" w:hAnsi="Wingdings" w:hint="default"/>
+      </w:rPr>
+    </w:lvl>
+  </w:abstractNum>
+  <w:abstractNum w:abstractNumId="12" w15:restartNumberingAfterBreak="0">
     <w:nsid w:val="47250999"/>
     <w:multiLevelType w:val="hybridMultilevel"/>
     <w:tmpl w:val="A470FF4A"/>
@@ -38155,7 +39028,120 @@
       </w:pPr>
     </w:lvl>
   </w:abstractNum>
-  <w:abstractNum w:abstractNumId="12" w15:restartNumberingAfterBreak="0">
+  <w:abstractNum w:abstractNumId="13" w15:restartNumberingAfterBreak="0">
+    <w:nsid w:val="642C2A05"/>
+    <w:multiLevelType w:val="hybridMultilevel"/>
+    <w:tmpl w:val="5B24FE5A"/>
+    <w:lvl w:ilvl="0" w:tplc="08090001">
+      <w:start w:val="1"/>
+      <w:numFmt w:val="bullet"/>
+      <w:lvlText w:val=""/>
+      <w:lvlJc w:val="left"/>
+      <w:pPr>
+        <w:ind w:left="720" w:hanging="360"/>
+      </w:pPr>
+      <w:rPr>
+        <w:rFonts w:ascii="Symbol" w:hAnsi="Symbol" w:hint="default"/>
+      </w:rPr>
+    </w:lvl>
+    <w:lvl w:ilvl="1" w:tplc="08090003" w:tentative="1">
+      <w:start w:val="1"/>
+      <w:numFmt w:val="bullet"/>
+      <w:lvlText w:val="o"/>
+      <w:lvlJc w:val="left"/>
+      <w:pPr>
+        <w:ind w:left="1440" w:hanging="360"/>
+      </w:pPr>
+      <w:rPr>
+        <w:rFonts w:ascii="Courier New" w:hAnsi="Courier New" w:cs="Courier New" w:hint="default"/>
+      </w:rPr>
+    </w:lvl>
+    <w:lvl w:ilvl="2" w:tplc="08090005" w:tentative="1">
+      <w:start w:val="1"/>
+      <w:numFmt w:val="bullet"/>
+      <w:lvlText w:val=""/>
+      <w:lvlJc w:val="left"/>
+      <w:pPr>
+        <w:ind w:left="2160" w:hanging="360"/>
+      </w:pPr>
+      <w:rPr>
+        <w:rFonts w:ascii="Wingdings" w:hAnsi="Wingdings" w:hint="default"/>
+      </w:rPr>
+    </w:lvl>
+    <w:lvl w:ilvl="3" w:tplc="08090001" w:tentative="1">
+      <w:start w:val="1"/>
+      <w:numFmt w:val="bullet"/>
+      <w:lvlText w:val=""/>
+      <w:lvlJc w:val="left"/>
+      <w:pPr>
+        <w:ind w:left="2880" w:hanging="360"/>
+      </w:pPr>
+      <w:rPr>
+        <w:rFonts w:ascii="Symbol" w:hAnsi="Symbol" w:hint="default"/>
+      </w:rPr>
+    </w:lvl>
+    <w:lvl w:ilvl="4" w:tplc="08090003" w:tentative="1">
+      <w:start w:val="1"/>
+      <w:numFmt w:val="bullet"/>
+      <w:lvlText w:val="o"/>
+      <w:lvlJc w:val="left"/>
+      <w:pPr>
+        <w:ind w:left="3600" w:hanging="360"/>
+      </w:pPr>
+      <w:rPr>
+        <w:rFonts w:ascii="Courier New" w:hAnsi="Courier New" w:cs="Courier New" w:hint="default"/>
+      </w:rPr>
+    </w:lvl>
+    <w:lvl w:ilvl="5" w:tplc="08090005" w:tentative="1">
+      <w:start w:val="1"/>
+      <w:numFmt w:val="bullet"/>
+      <w:lvlText w:val=""/>
+      <w:lvlJc w:val="left"/>
+      <w:pPr>
+        <w:ind w:left="4320" w:hanging="360"/>
+      </w:pPr>
+      <w:rPr>
+        <w:rFonts w:ascii="Wingdings" w:hAnsi="Wingdings" w:hint="default"/>
+      </w:rPr>
+    </w:lvl>
+    <w:lvl w:ilvl="6" w:tplc="08090001" w:tentative="1">
+      <w:start w:val="1"/>
+      <w:numFmt w:val="bullet"/>
+      <w:lvlText w:val=""/>
+      <w:lvlJc w:val="left"/>
+      <w:pPr>
+        <w:ind w:left="5040" w:hanging="360"/>
+      </w:pPr>
+      <w:rPr>
+        <w:rFonts w:ascii="Symbol" w:hAnsi="Symbol" w:hint="default"/>
+      </w:rPr>
+    </w:lvl>
+    <w:lvl w:ilvl="7" w:tplc="08090003" w:tentative="1">
+      <w:start w:val="1"/>
+      <w:numFmt w:val="bullet"/>
+      <w:lvlText w:val="o"/>
+      <w:lvlJc w:val="left"/>
+      <w:pPr>
+        <w:ind w:left="5760" w:hanging="360"/>
+      </w:pPr>
+      <w:rPr>
+        <w:rFonts w:ascii="Courier New" w:hAnsi="Courier New" w:cs="Courier New" w:hint="default"/>
+      </w:rPr>
+    </w:lvl>
+    <w:lvl w:ilvl="8" w:tplc="08090005" w:tentative="1">
+      <w:start w:val="1"/>
+      <w:numFmt w:val="bullet"/>
+      <w:lvlText w:val=""/>
+      <w:lvlJc w:val="left"/>
+      <w:pPr>
+        <w:ind w:left="6480" w:hanging="360"/>
+      </w:pPr>
+      <w:rPr>
+        <w:rFonts w:ascii="Wingdings" w:hAnsi="Wingdings" w:hint="default"/>
+      </w:rPr>
+    </w:lvl>
+  </w:abstractNum>
+  <w:abstractNum w:abstractNumId="14" w15:restartNumberingAfterBreak="0">
     <w:nsid w:val="741765A6"/>
     <w:multiLevelType w:val="hybridMultilevel"/>
     <w:tmpl w:val="DCF0A390"/>
@@ -38268,7 +39254,7 @@
       </w:rPr>
     </w:lvl>
   </w:abstractNum>
-  <w:abstractNum w:abstractNumId="13" w15:restartNumberingAfterBreak="0">
+  <w:abstractNum w:abstractNumId="15" w15:restartNumberingAfterBreak="0">
     <w:nsid w:val="7BB05986"/>
     <w:multiLevelType w:val="hybridMultilevel"/>
     <w:tmpl w:val="5FFCA548"/>
@@ -38381,7 +39367,7 @@
       </w:rPr>
     </w:lvl>
   </w:abstractNum>
-  <w:abstractNum w:abstractNumId="14" w15:restartNumberingAfterBreak="0">
+  <w:abstractNum w:abstractNumId="16" w15:restartNumberingAfterBreak="0">
     <w:nsid w:val="7CBA4FBC"/>
     <w:multiLevelType w:val="hybridMultilevel"/>
     <w:tmpl w:val="557AAABA"/>
@@ -38522,7 +39508,7 @@
     <w:abstractNumId w:val="0"/>
   </w:num>
   <w:num w:numId="10" w16cid:durableId="1341277408">
-    <w:abstractNumId w:val="13"/>
+    <w:abstractNumId w:val="15"/>
   </w:num>
   <w:num w:numId="11" w16cid:durableId="445394647">
     <w:abstractNumId w:val="10"/>
@@ -38531,13 +39517,19 @@
     <w:abstractNumId w:val="9"/>
   </w:num>
   <w:num w:numId="13" w16cid:durableId="1801609704">
-    <w:abstractNumId w:val="11"/>
+    <w:abstractNumId w:val="12"/>
   </w:num>
   <w:num w:numId="14" w16cid:durableId="492263509">
-    <w:abstractNumId w:val="12"/>
+    <w:abstractNumId w:val="14"/>
   </w:num>
   <w:num w:numId="15" w16cid:durableId="1865971612">
-    <w:abstractNumId w:val="14"/>
+    <w:abstractNumId w:val="16"/>
+  </w:num>
+  <w:num w:numId="16" w16cid:durableId="672072606">
+    <w:abstractNumId w:val="13"/>
+  </w:num>
+  <w:num w:numId="17" w16cid:durableId="362679384">
+    <w:abstractNumId w:val="11"/>
   </w:num>
 </w:numbering>
 </file>
@@ -38931,7 +39923,7 @@
   <w:style w:type="paragraph" w:default="1" w:styleId="Normal">
     <w:name w:val="Normal"/>
     <w:qFormat/>
-    <w:rsid w:val="00FC693F"/>
+    <w:rsid w:val="0021517A"/>
     <w:pPr>
       <w:spacing w:after="120" w:line="269" w:lineRule="auto"/>
     </w:pPr>
